--- a/Guia_Arquitetura_Cloud_Run_Chicago.docx
+++ b/Guia_Arquitetura_Cloud_Run_Chicago.docx
@@ -8,7 +8,10 @@
         <w:jc w:val="center"/>
       </w:pPr>
       <w:r>
-        <w:t>Guia de Arquitetura Cloud Run Chicago Payments</w:t>
+        <w:rPr>
+          <w:color w:val="000000"/>
+        </w:rPr>
+        <w:t>Guia Didático do Pipeline Chicago Payments</w:t>
       </w:r>
     </w:p>
     <w:p>
@@ -19,102 +22,109 @@
         <w:rPr>
           <w:i/>
         </w:rPr>
-        <w:t>Ingestao de API para Cloud Storage com Cloud Run Service e Cloud Scheduler</w:t>
+        <w:t>Da API ao BigQuery com Cloud Run, Cloud Storage, Raw externa e Silver incremental</w:t>
       </w:r>
     </w:p>
     <w:p/>
     <w:p>
+      <w:pPr>
+        <w:spacing w:after="120" w:line="269" w:lineRule="auto"/>
+      </w:pPr>
       <w:r>
-        <w:rPr>
-          <w:b/>
-        </w:rPr>
-        <w:t xml:space="preserve">Objetivo. </w:t>
-      </w:r>
-      <w:r>
-        <w:t>Este guia explica a arquitetura criada no projeto Chicago Portal. O objetivo e aprender o fluxo completo de uma ingestao em nuvem: buscar dados paginados em uma API publica, gerar um arquivo Parquet, gravar o resultado no Cloud Storage e executar o processo sob demanda ou todos os dias.</w:t>
-      </w:r>
-    </w:p>
-    <w:p>
-      <w:r>
-        <w:t>A escolha feita neste momento e um Cloud Run Service acionado por HTTP. Ela e uma boa forma de entender containers, deploy continuo, autenticacao entre servicos e observabilidade antes de evoluir para BigQuery, dbt e camadas Silver e Gold.</w:t>
+        <w:t>Este documento explica a arquitetura atual do projeto Chicago Payments, o motivo de cada camada e o caminho percorrido por uma informação desde a API pública até a tabela Silver. O objetivo é permitir que você execute, valide e evolua o pipeline entendendo cada decisão técnica.</w:t>
       </w:r>
     </w:p>
     <w:p>
       <w:pPr>
         <w:pStyle w:val="Heading1"/>
-        <w:spacing w:before="280" w:after="120"/>
+        <w:spacing w:before="240" w:after="100"/>
       </w:pPr>
       <w:r>
-        <w:t>1 Visao geral da arquitetura</w:t>
-      </w:r>
-    </w:p>
-    <w:p>
-      <w:r>
-        <w:t>O fluxo operacional e o seguinte:</w:t>
+        <w:rPr>
+          <w:color w:val="000000"/>
+        </w:rPr>
+        <w:t>1 Visão geral da solução</w:t>
       </w:r>
     </w:p>
     <w:p>
       <w:pPr>
-        <w:spacing w:before="60" w:after="160"/>
-        <w:shd w:fill="F3F5F7"/>
+        <w:spacing w:after="120" w:line="269" w:lineRule="auto"/>
       </w:pPr>
       <w:r>
-        <w:rPr>
-          <w:rFonts w:ascii="Consolas" w:hAnsi="Consolas"/>
-          <w:sz w:val="17"/>
-        </w:rPr>
-        <w:t>Cloud Scheduler -&gt; Cloud Run Service -&gt; API Chicago -&gt; Parquet temporario -&gt; Cloud Storage raw</w:t>
+        <w:t>O projeto coleta os pagamentos publicados pela cidade de Chicago, salva uma cópia bruta no Cloud Storage e usa o BigQuery para preparar uma tabela analítica atualizável. A estratégia é ELT: primeiro extrair e carregar o dado bruto; depois transformar no BigQuery.</w:t>
       </w:r>
     </w:p>
     <w:tbl>
       <w:tblPr>
         <w:tblStyle w:val="TableGrid"/>
         <w:tblW w:type="auto" w:w="0"/>
-        <w:jc w:val="center"/>
+        <w:tblLayout w:type="fixed"/>
         <w:tblLook w:firstColumn="1" w:firstRow="1" w:lastColumn="0" w:lastRow="0" w:noHBand="0" w:noVBand="1" w:val="04A0"/>
+        <w:tblBorders>
+          <w:top w:val="single" w:sz="4" w:color="D9D9D9"/>
+          <w:left w:val="single" w:sz="4" w:color="D9D9D9"/>
+          <w:bottom w:val="single" w:sz="4" w:color="D9D9D9"/>
+          <w:right w:val="single" w:sz="4" w:color="D9D9D9"/>
+          <w:insideH w:val="single" w:sz="4" w:color="D9D9D9"/>
+          <w:insideV w:val="single" w:sz="4" w:color="D9D9D9"/>
+        </w:tblBorders>
       </w:tblPr>
       <w:tblGrid>
-        <w:gridCol w:w="3360"/>
-        <w:gridCol w:w="3360"/>
-        <w:gridCol w:w="3360"/>
+        <w:gridCol w:w="3389"/>
+        <w:gridCol w:w="3389"/>
+        <w:gridCol w:w="3389"/>
       </w:tblGrid>
       <w:tr>
         <w:tc>
           <w:tcPr>
-            <w:tcW w:type="dxa" w:w="3360"/>
-            <w:shd w:fill="183B56"/>
-            <w:tcMar>
-              <w:top w:w="100" w:type="dxa"/>
-              <w:start w:w="110" w:type="dxa"/>
-              <w:bottom w:w="100" w:type="dxa"/>
-              <w:end w:w="110" w:type="dxa"/>
-            </w:tcMar>
-            <w:vAlign w:val="center"/>
+            <w:tcW w:type="dxa" w:w="1584"/>
+            <w:shd w:fill="17365D"/>
           </w:tcPr>
           <w:p>
+            <w:pPr>
+              <w:spacing w:after="40"/>
+            </w:pPr>
+            <w:r/>
             <w:r>
               <w:rPr>
                 <w:b/>
                 <w:color w:val="FFFFFF"/>
                 <w:sz w:val="18"/>
               </w:rPr>
-              <w:t>Componente</w:t>
+              <w:t>Etapa</w:t>
             </w:r>
           </w:p>
         </w:tc>
         <w:tc>
           <w:tcPr>
-            <w:tcW w:type="dxa" w:w="3360"/>
-            <w:shd w:fill="183B56"/>
-            <w:tcMar>
-              <w:top w:w="100" w:type="dxa"/>
-              <w:start w:w="110" w:type="dxa"/>
-              <w:bottom w:w="100" w:type="dxa"/>
-              <w:end w:w="110" w:type="dxa"/>
-            </w:tcMar>
-            <w:vAlign w:val="center"/>
+            <w:tcW w:type="dxa" w:w="2232"/>
+            <w:shd w:fill="17365D"/>
           </w:tcPr>
           <w:p>
+            <w:pPr>
+              <w:spacing w:after="40"/>
+            </w:pPr>
+            <w:r/>
+            <w:r>
+              <w:rPr>
+                <w:b/>
+                <w:color w:val="FFFFFF"/>
+                <w:sz w:val="18"/>
+              </w:rPr>
+              <w:t>Tecnologia</w:t>
+            </w:r>
+          </w:p>
+        </w:tc>
+        <w:tc>
+          <w:tcPr>
+            <w:tcW w:type="dxa" w:w="5760"/>
+            <w:shd w:fill="17365D"/>
+          </w:tcPr>
+          <w:p>
+            <w:pPr>
+              <w:spacing w:after="40"/>
+            </w:pPr>
+            <w:r/>
             <w:r>
               <w:rPr>
                 <w:b/>
@@ -125,26 +135,59 @@
             </w:r>
           </w:p>
         </w:tc>
+      </w:tr>
+      <w:tr>
         <w:tc>
           <w:tcPr>
-            <w:tcW w:type="dxa" w:w="3360"/>
-            <w:shd w:fill="183B56"/>
-            <w:tcMar>
-              <w:top w:w="100" w:type="dxa"/>
-              <w:start w:w="110" w:type="dxa"/>
-              <w:bottom w:w="100" w:type="dxa"/>
-              <w:end w:w="110" w:type="dxa"/>
-            </w:tcMar>
-            <w:vAlign w:val="center"/>
+            <w:tcW w:type="dxa" w:w="1584"/>
           </w:tcPr>
           <w:p>
+            <w:pPr>
+              <w:spacing w:after="40"/>
+            </w:pPr>
+            <w:r/>
             <w:r>
               <w:rPr>
-                <w:b/>
-                <w:color w:val="FFFFFF"/>
+                <w:b w:val="0"/>
                 <w:sz w:val="18"/>
               </w:rPr>
-              <w:t>Por que existe</w:t>
+              <w:t>Extração</w:t>
+            </w:r>
+          </w:p>
+        </w:tc>
+        <w:tc>
+          <w:tcPr>
+            <w:tcW w:type="dxa" w:w="2232"/>
+          </w:tcPr>
+          <w:p>
+            <w:pPr>
+              <w:spacing w:after="40"/>
+            </w:pPr>
+            <w:r/>
+            <w:r>
+              <w:rPr>
+                <w:b w:val="0"/>
+                <w:sz w:val="18"/>
+              </w:rPr>
+              <w:t>Python no Cloud Run</w:t>
+            </w:r>
+          </w:p>
+        </w:tc>
+        <w:tc>
+          <w:tcPr>
+            <w:tcW w:type="dxa" w:w="5760"/>
+          </w:tcPr>
+          <w:p>
+            <w:pPr>
+              <w:spacing w:after="40"/>
+            </w:pPr>
+            <w:r/>
+            <w:r>
+              <w:rPr>
+                <w:b w:val="0"/>
+                <w:sz w:val="18"/>
+              </w:rPr>
+              <w:t>Consulta a API Socrata e pagina os pagamentos.</w:t>
             </w:r>
           </w:p>
         </w:tc>
@@ -152,18 +195,208 @@
       <w:tr>
         <w:tc>
           <w:tcPr>
-            <w:tcW w:type="dxa" w:w="3360"/>
-            <w:tcMar>
-              <w:top w:w="100" w:type="dxa"/>
-              <w:start w:w="110" w:type="dxa"/>
-              <w:bottom w:w="100" w:type="dxa"/>
-              <w:end w:w="110" w:type="dxa"/>
-            </w:tcMar>
-            <w:vAlign w:val="center"/>
+            <w:tcW w:type="dxa" w:w="1584"/>
+            <w:shd w:fill="F4F7FA"/>
           </w:tcPr>
           <w:p>
+            <w:pPr>
+              <w:spacing w:after="40"/>
+            </w:pPr>
+            <w:r/>
             <w:r>
               <w:rPr>
+                <w:b w:val="0"/>
+                <w:sz w:val="18"/>
+              </w:rPr>
+              <w:t>Bronze</w:t>
+            </w:r>
+          </w:p>
+        </w:tc>
+        <w:tc>
+          <w:tcPr>
+            <w:tcW w:type="dxa" w:w="2232"/>
+            <w:shd w:fill="F4F7FA"/>
+          </w:tcPr>
+          <w:p>
+            <w:pPr>
+              <w:spacing w:after="40"/>
+            </w:pPr>
+            <w:r/>
+            <w:r>
+              <w:rPr>
+                <w:b w:val="0"/>
+                <w:sz w:val="18"/>
+              </w:rPr>
+              <w:t>Cloud Storage</w:t>
+            </w:r>
+          </w:p>
+        </w:tc>
+        <w:tc>
+          <w:tcPr>
+            <w:tcW w:type="dxa" w:w="5760"/>
+            <w:shd w:fill="F4F7FA"/>
+          </w:tcPr>
+          <w:p>
+            <w:pPr>
+              <w:spacing w:after="40"/>
+            </w:pPr>
+            <w:r/>
+            <w:r>
+              <w:rPr>
+                <w:b w:val="0"/>
+                <w:sz w:val="18"/>
+              </w:rPr>
+              <w:t>Guarda um Parquet bruto por execução diária.</w:t>
+            </w:r>
+          </w:p>
+        </w:tc>
+      </w:tr>
+      <w:tr>
+        <w:tc>
+          <w:tcPr>
+            <w:tcW w:type="dxa" w:w="1584"/>
+          </w:tcPr>
+          <w:p>
+            <w:pPr>
+              <w:spacing w:after="40"/>
+            </w:pPr>
+            <w:r/>
+            <w:r>
+              <w:rPr>
+                <w:b w:val="0"/>
+                <w:sz w:val="18"/>
+              </w:rPr>
+              <w:t>Raw</w:t>
+            </w:r>
+          </w:p>
+        </w:tc>
+        <w:tc>
+          <w:tcPr>
+            <w:tcW w:type="dxa" w:w="2232"/>
+          </w:tcPr>
+          <w:p>
+            <w:pPr>
+              <w:spacing w:after="40"/>
+            </w:pPr>
+            <w:r/>
+            <w:r>
+              <w:rPr>
+                <w:b w:val="0"/>
+                <w:sz w:val="18"/>
+              </w:rPr>
+              <w:t>BigQuery External Table</w:t>
+            </w:r>
+          </w:p>
+        </w:tc>
+        <w:tc>
+          <w:tcPr>
+            <w:tcW w:type="dxa" w:w="5760"/>
+          </w:tcPr>
+          <w:p>
+            <w:pPr>
+              <w:spacing w:after="40"/>
+            </w:pPr>
+            <w:r/>
+            <w:r>
+              <w:rPr>
+                <w:b w:val="0"/>
+                <w:sz w:val="18"/>
+              </w:rPr>
+              <w:t>Lê os Parquets diretamente no bucket, sem duplicá-los.</w:t>
+            </w:r>
+          </w:p>
+        </w:tc>
+      </w:tr>
+      <w:tr>
+        <w:tc>
+          <w:tcPr>
+            <w:tcW w:type="dxa" w:w="1584"/>
+            <w:shd w:fill="F4F7FA"/>
+          </w:tcPr>
+          <w:p>
+            <w:pPr>
+              <w:spacing w:after="40"/>
+            </w:pPr>
+            <w:r/>
+            <w:r>
+              <w:rPr>
+                <w:b w:val="0"/>
+                <w:sz w:val="18"/>
+              </w:rPr>
+              <w:t>Silver</w:t>
+            </w:r>
+          </w:p>
+        </w:tc>
+        <w:tc>
+          <w:tcPr>
+            <w:tcW w:type="dxa" w:w="2232"/>
+            <w:shd w:fill="F4F7FA"/>
+          </w:tcPr>
+          <w:p>
+            <w:pPr>
+              <w:spacing w:after="40"/>
+            </w:pPr>
+            <w:r/>
+            <w:r>
+              <w:rPr>
+                <w:b w:val="0"/>
+                <w:sz w:val="18"/>
+              </w:rPr>
+              <w:t>BigQuery</w:t>
+            </w:r>
+          </w:p>
+        </w:tc>
+        <w:tc>
+          <w:tcPr>
+            <w:tcW w:type="dxa" w:w="5760"/>
+            <w:shd w:fill="F4F7FA"/>
+          </w:tcPr>
+          <w:p>
+            <w:pPr>
+              <w:spacing w:after="40"/>
+            </w:pPr>
+            <w:r/>
+            <w:r>
+              <w:rPr>
+                <w:b w:val="0"/>
+                <w:sz w:val="18"/>
+              </w:rPr>
+              <w:t>Padroniza tipos e mantém a versão atual dos pagamentos.</w:t>
+            </w:r>
+          </w:p>
+        </w:tc>
+      </w:tr>
+      <w:tr>
+        <w:tc>
+          <w:tcPr>
+            <w:tcW w:type="dxa" w:w="1584"/>
+          </w:tcPr>
+          <w:p>
+            <w:pPr>
+              <w:spacing w:after="40"/>
+            </w:pPr>
+            <w:r/>
+            <w:r>
+              <w:rPr>
+                <w:b w:val="0"/>
+                <w:sz w:val="18"/>
+              </w:rPr>
+              <w:t>Orquestração</w:t>
+            </w:r>
+          </w:p>
+        </w:tc>
+        <w:tc>
+          <w:tcPr>
+            <w:tcW w:type="dxa" w:w="2232"/>
+          </w:tcPr>
+          <w:p>
+            <w:pPr>
+              <w:spacing w:after="40"/>
+            </w:pPr>
+            <w:r/>
+            <w:r>
+              <w:rPr>
+                <w:b w:val="0"/>
                 <w:sz w:val="18"/>
               </w:rPr>
               <w:t>Cloud Scheduler</w:t>
@@ -172,41 +405,160 @@
         </w:tc>
         <w:tc>
           <w:tcPr>
-            <w:tcW w:type="dxa" w:w="3360"/>
-            <w:tcMar>
-              <w:top w:w="100" w:type="dxa"/>
-              <w:start w:w="110" w:type="dxa"/>
-              <w:bottom w:w="100" w:type="dxa"/>
-              <w:end w:w="110" w:type="dxa"/>
-            </w:tcMar>
-            <w:vAlign w:val="center"/>
+            <w:tcW w:type="dxa" w:w="5760"/>
           </w:tcPr>
           <w:p>
+            <w:pPr>
+              <w:spacing w:after="40"/>
+            </w:pPr>
+            <w:r/>
             <w:r>
               <w:rPr>
+                <w:b w:val="0"/>
                 <w:sz w:val="18"/>
               </w:rPr>
-              <w:t>Dispara uma requisicao HTTP em horario definido.</w:t>
+              <w:t>Dispara a ingestão e, depois, a atualização Silver.</w:t>
+            </w:r>
+          </w:p>
+        </w:tc>
+      </w:tr>
+    </w:tbl>
+    <w:p/>
+    <w:p>
+      <w:pPr>
+        <w:pStyle w:val="Heading1"/>
+        <w:spacing w:before="240" w:after="100"/>
+      </w:pPr>
+      <w:r>
+        <w:rPr>
+          <w:color w:val="000000"/>
+        </w:rPr>
+        <w:t>2 Fluxo completo de dados</w:t>
+      </w:r>
+    </w:p>
+    <w:p>
+      <w:pPr>
+        <w:spacing w:after="160" w:before="60"/>
+        <w:ind w:left="317" w:right="317"/>
+        <w:shd w:fill="F1F3F5"/>
+      </w:pPr>
+      <w:r>
+        <w:rPr>
+          <w:rFonts w:ascii="Consolas" w:hAnsi="Consolas"/>
+          <w:sz w:val="16"/>
+        </w:rPr>
+        <w:t>API Chicago Payments → Cloud Run → GCS Bronze → Raw external → MERGE → Silver.payments</w:t>
+      </w:r>
+    </w:p>
+    <w:p>
+      <w:pPr>
+        <w:spacing w:after="120" w:line="269" w:lineRule="auto"/>
+      </w:pPr>
+      <w:r>
+        <w:t>A API é a origem. O Cloud Run executa o Python. O arquivo Parquet entra na Bronze. A tabela externa Raw disponibiliza o arquivo para SQL. Por fim, um MERGE compara a fotografia mais recente com a Silver e muda somente o que for necessário.</w:t>
+      </w:r>
+    </w:p>
+    <w:p>
+      <w:pPr>
+        <w:pStyle w:val="Heading1"/>
+        <w:spacing w:before="240" w:after="100"/>
+      </w:pPr>
+      <w:r>
+        <w:rPr>
+          <w:color w:val="000000"/>
+        </w:rPr>
+        <w:t>3 Extração na API Chicago</w:t>
+      </w:r>
+    </w:p>
+    <w:p>
+      <w:pPr>
+        <w:spacing w:after="120" w:line="269" w:lineRule="auto"/>
+      </w:pPr>
+      <w:r>
+        <w:t>A função extract_payments no arquivo src/Extract.py realiza a leitura. Ela usa paginação de 5.000 linhas para evitar tentar carregar toda a API em uma única resposta. Cada página recebida vira um DataFrame Polars; ao final, os lotes são concatenados.</w:t>
+      </w:r>
+    </w:p>
+    <w:p>
+      <w:pPr>
+        <w:spacing w:after="160" w:before="60"/>
+        <w:ind w:left="317" w:right="317"/>
+        <w:shd w:fill="F1F3F5"/>
+      </w:pPr>
+      <w:r>
+        <w:rPr>
+          <w:rFonts w:ascii="Consolas" w:hAnsi="Consolas"/>
+          <w:sz w:val="16"/>
+        </w:rPr>
+        <w:t>SELECT *, :id AS source_row_id</w:t>
+        <w:br/>
+        <w:t>ORDER BY :id</w:t>
+      </w:r>
+    </w:p>
+    <w:p>
+      <w:pPr>
+        <w:spacing w:after="120" w:line="269" w:lineRule="auto"/>
+      </w:pPr>
+      <w:r>
+        <w:t>A coluna source_row_id é o identificador técnico retornado pela plataforma Socrata. Ela não substitui uma regra de negócio, mas é a melhor candidata para permitir que o pipeline reconheça a mesma linha em execuções diferentes. Antes de depender dela em produção, valide sua estabilidade em cargas de dias distintos.</w:t>
+      </w:r>
+    </w:p>
+    <w:tbl>
+      <w:tblPr>
+        <w:tblStyle w:val="TableGrid"/>
+        <w:tblW w:type="auto" w:w="0"/>
+        <w:tblLayout w:type="fixed"/>
+        <w:tblLook w:firstColumn="1" w:firstRow="1" w:lastColumn="0" w:lastRow="0" w:noHBand="0" w:noVBand="1" w:val="04A0"/>
+        <w:tblBorders>
+          <w:top w:val="single" w:sz="4" w:color="D9D9D9"/>
+          <w:left w:val="single" w:sz="4" w:color="D9D9D9"/>
+          <w:bottom w:val="single" w:sz="4" w:color="D9D9D9"/>
+          <w:right w:val="single" w:sz="4" w:color="D9D9D9"/>
+          <w:insideH w:val="single" w:sz="4" w:color="D9D9D9"/>
+          <w:insideV w:val="single" w:sz="4" w:color="D9D9D9"/>
+        </w:tblBorders>
+      </w:tblPr>
+      <w:tblGrid>
+        <w:gridCol w:w="5083"/>
+        <w:gridCol w:w="5083"/>
+      </w:tblGrid>
+      <w:tr>
+        <w:tc>
+          <w:tcPr>
+            <w:tcW w:type="dxa" w:w="2304"/>
+            <w:shd w:fill="17365D"/>
+          </w:tcPr>
+          <w:p>
+            <w:pPr>
+              <w:spacing w:after="40"/>
+            </w:pPr>
+            <w:r/>
+            <w:r>
+              <w:rPr>
+                <w:b/>
+                <w:color w:val="FFFFFF"/>
+                <w:sz w:val="18"/>
+              </w:rPr>
+              <w:t>Elemento</w:t>
             </w:r>
           </w:p>
         </w:tc>
         <w:tc>
           <w:tcPr>
-            <w:tcW w:type="dxa" w:w="3360"/>
-            <w:tcMar>
-              <w:top w:w="100" w:type="dxa"/>
-              <w:start w:w="110" w:type="dxa"/>
-              <w:bottom w:w="100" w:type="dxa"/>
-              <w:end w:w="110" w:type="dxa"/>
-            </w:tcMar>
-            <w:vAlign w:val="center"/>
+            <w:tcW w:type="dxa" w:w="7200"/>
+            <w:shd w:fill="17365D"/>
           </w:tcPr>
           <w:p>
+            <w:pPr>
+              <w:spacing w:after="40"/>
+            </w:pPr>
+            <w:r/>
             <w:r>
               <w:rPr>
+                <w:b/>
+                <w:color w:val="FFFFFF"/>
                 <w:sz w:val="18"/>
               </w:rPr>
-              <w:t>Remove a necessidade de executar manualmente o pipeline.</w:t>
+              <w:t>Função</w:t>
             </w:r>
           </w:p>
         </w:tc>
@@ -214,64 +566,37 @@
       <w:tr>
         <w:tc>
           <w:tcPr>
-            <w:tcW w:type="dxa" w:w="3360"/>
-            <w:tcMar>
-              <w:top w:w="100" w:type="dxa"/>
-              <w:start w:w="110" w:type="dxa"/>
-              <w:bottom w:w="100" w:type="dxa"/>
-              <w:end w:w="110" w:type="dxa"/>
-            </w:tcMar>
-            <w:vAlign w:val="center"/>
-            <w:shd w:fill="EDF3F8"/>
+            <w:tcW w:type="dxa" w:w="2304"/>
           </w:tcPr>
           <w:p>
+            <w:pPr>
+              <w:spacing w:after="40"/>
+            </w:pPr>
+            <w:r/>
             <w:r>
               <w:rPr>
+                <w:b w:val="0"/>
                 <w:sz w:val="18"/>
               </w:rPr>
-              <w:t>Cloud Run Service</w:t>
+              <w:t>PAGE_SIZE = 5000</w:t>
             </w:r>
           </w:p>
         </w:tc>
         <w:tc>
           <w:tcPr>
-            <w:tcW w:type="dxa" w:w="3360"/>
-            <w:tcMar>
-              <w:top w:w="100" w:type="dxa"/>
-              <w:start w:w="110" w:type="dxa"/>
-              <w:bottom w:w="100" w:type="dxa"/>
-              <w:end w:w="110" w:type="dxa"/>
-            </w:tcMar>
-            <w:vAlign w:val="center"/>
-            <w:shd w:fill="EDF3F8"/>
+            <w:tcW w:type="dxa" w:w="7200"/>
           </w:tcPr>
           <w:p>
+            <w:pPr>
+              <w:spacing w:after="40"/>
+            </w:pPr>
+            <w:r/>
             <w:r>
               <w:rPr>
+                <w:b w:val="0"/>
                 <w:sz w:val="18"/>
               </w:rPr>
-              <w:t>Recebe a chamada HTTP e executa a ingestao em um container.</w:t>
-            </w:r>
-          </w:p>
-        </w:tc>
-        <w:tc>
-          <w:tcPr>
-            <w:tcW w:type="dxa" w:w="3360"/>
-            <w:tcMar>
-              <w:top w:w="100" w:type="dxa"/>
-              <w:start w:w="110" w:type="dxa"/>
-              <w:bottom w:w="100" w:type="dxa"/>
-              <w:end w:w="110" w:type="dxa"/>
-            </w:tcMar>
-            <w:vAlign w:val="center"/>
-            <w:shd w:fill="EDF3F8"/>
-          </w:tcPr>
-          <w:p>
-            <w:r>
-              <w:rPr>
-                <w:sz w:val="18"/>
-              </w:rPr>
-              <w:t>Entrega escalabilidade e execucao gerenciada sem servidor proprio.</w:t>
+              <w:t>Quantidade de registros solicitada a cada página.</w:t>
             </w:r>
           </w:p>
         </w:tc>
@@ -279,61 +604,39 @@
       <w:tr>
         <w:tc>
           <w:tcPr>
-            <w:tcW w:type="dxa" w:w="3360"/>
-            <w:tcMar>
-              <w:top w:w="100" w:type="dxa"/>
-              <w:start w:w="110" w:type="dxa"/>
-              <w:bottom w:w="100" w:type="dxa"/>
-              <w:end w:w="110" w:type="dxa"/>
-            </w:tcMar>
-            <w:vAlign w:val="center"/>
+            <w:tcW w:type="dxa" w:w="2304"/>
+            <w:shd w:fill="F4F7FA"/>
           </w:tcPr>
           <w:p>
+            <w:pPr>
+              <w:spacing w:after="40"/>
+            </w:pPr>
+            <w:r/>
             <w:r>
               <w:rPr>
+                <w:b w:val="0"/>
                 <w:sz w:val="18"/>
               </w:rPr>
-              <w:t>Developer Connect e Cloud Build</w:t>
+              <w:t>page_number</w:t>
             </w:r>
           </w:p>
         </w:tc>
         <w:tc>
           <w:tcPr>
-            <w:tcW w:type="dxa" w:w="3360"/>
-            <w:tcMar>
-              <w:top w:w="100" w:type="dxa"/>
-              <w:start w:w="110" w:type="dxa"/>
-              <w:bottom w:w="100" w:type="dxa"/>
-              <w:end w:w="110" w:type="dxa"/>
-            </w:tcMar>
-            <w:vAlign w:val="center"/>
+            <w:tcW w:type="dxa" w:w="7200"/>
+            <w:shd w:fill="F4F7FA"/>
           </w:tcPr>
           <w:p>
+            <w:pPr>
+              <w:spacing w:after="40"/>
+            </w:pPr>
+            <w:r/>
             <w:r>
               <w:rPr>
+                <w:b w:val="0"/>
                 <w:sz w:val="18"/>
               </w:rPr>
-              <w:t>Le o GitHub, cria a imagem e publica nova revisao.</w:t>
-            </w:r>
-          </w:p>
-        </w:tc>
-        <w:tc>
-          <w:tcPr>
-            <w:tcW w:type="dxa" w:w="3360"/>
-            <w:tcMar>
-              <w:top w:w="100" w:type="dxa"/>
-              <w:start w:w="110" w:type="dxa"/>
-              <w:bottom w:w="100" w:type="dxa"/>
-              <w:end w:w="110" w:type="dxa"/>
-            </w:tcMar>
-            <w:vAlign w:val="center"/>
-          </w:tcPr>
-          <w:p>
-            <w:r>
-              <w:rPr>
-                <w:sz w:val="18"/>
-              </w:rPr>
-              <w:t>Permite deploy continuo a cada push na branch principal.</w:t>
+              <w:t>Indica qual página da API está sendo buscada.</w:t>
             </w:r>
           </w:p>
         </w:tc>
@@ -341,64 +644,37 @@
       <w:tr>
         <w:tc>
           <w:tcPr>
-            <w:tcW w:type="dxa" w:w="3360"/>
-            <w:tcMar>
-              <w:top w:w="100" w:type="dxa"/>
-              <w:start w:w="110" w:type="dxa"/>
-              <w:bottom w:w="100" w:type="dxa"/>
-              <w:end w:w="110" w:type="dxa"/>
-            </w:tcMar>
-            <w:vAlign w:val="center"/>
-            <w:shd w:fill="EDF3F8"/>
+            <w:tcW w:type="dxa" w:w="2304"/>
           </w:tcPr>
           <w:p>
+            <w:pPr>
+              <w:spacing w:after="40"/>
+            </w:pPr>
+            <w:r/>
             <w:r>
               <w:rPr>
+                <w:b w:val="0"/>
                 <w:sz w:val="18"/>
               </w:rPr>
-              <w:t>Cloud Storage</w:t>
+              <w:t>batches</w:t>
             </w:r>
           </w:p>
         </w:tc>
         <w:tc>
           <w:tcPr>
-            <w:tcW w:type="dxa" w:w="3360"/>
-            <w:tcMar>
-              <w:top w:w="100" w:type="dxa"/>
-              <w:start w:w="110" w:type="dxa"/>
-              <w:bottom w:w="100" w:type="dxa"/>
-              <w:end w:w="110" w:type="dxa"/>
-            </w:tcMar>
-            <w:vAlign w:val="center"/>
-            <w:shd w:fill="EDF3F8"/>
+            <w:tcW w:type="dxa" w:w="7200"/>
           </w:tcPr>
           <w:p>
+            <w:pPr>
+              <w:spacing w:after="40"/>
+            </w:pPr>
+            <w:r/>
             <w:r>
               <w:rPr>
+                <w:b w:val="0"/>
                 <w:sz w:val="18"/>
               </w:rPr>
-              <w:t>Armazena o arquivo bruto em Parquet.</w:t>
-            </w:r>
-          </w:p>
-        </w:tc>
-        <w:tc>
-          <w:tcPr>
-            <w:tcW w:type="dxa" w:w="3360"/>
-            <w:tcMar>
-              <w:top w:w="100" w:type="dxa"/>
-              <w:start w:w="110" w:type="dxa"/>
-              <w:bottom w:w="100" w:type="dxa"/>
-              <w:end w:w="110" w:type="dxa"/>
-            </w:tcMar>
-            <w:vAlign w:val="center"/>
-            <w:shd w:fill="EDF3F8"/>
-          </w:tcPr>
-          <w:p>
-            <w:r>
-              <w:rPr>
-                <w:sz w:val="18"/>
-              </w:rPr>
-              <w:t>Forma a camada Raw ou Bronze, preservando o dado de origem.</w:t>
+              <w:t>Lista temporária de DataFrames de cada página.</w:t>
             </w:r>
           </w:p>
         </w:tc>
@@ -406,183 +682,39 @@
       <w:tr>
         <w:tc>
           <w:tcPr>
-            <w:tcW w:type="dxa" w:w="3360"/>
-            <w:tcMar>
-              <w:top w:w="100" w:type="dxa"/>
-              <w:start w:w="110" w:type="dxa"/>
-              <w:bottom w:w="100" w:type="dxa"/>
-              <w:end w:w="110" w:type="dxa"/>
-            </w:tcMar>
-            <w:vAlign w:val="center"/>
+            <w:tcW w:type="dxa" w:w="2304"/>
+            <w:shd w:fill="F4F7FA"/>
           </w:tcPr>
           <w:p>
+            <w:pPr>
+              <w:spacing w:after="40"/>
+            </w:pPr>
+            <w:r/>
             <w:r>
               <w:rPr>
+                <w:b w:val="0"/>
                 <w:sz w:val="18"/>
               </w:rPr>
-              <w:t>Socrata Chicago API</w:t>
+              <w:t>strict=False</w:t>
             </w:r>
           </w:p>
         </w:tc>
         <w:tc>
           <w:tcPr>
-            <w:tcW w:type="dxa" w:w="3360"/>
-            <w:tcMar>
-              <w:top w:w="100" w:type="dxa"/>
-              <w:start w:w="110" w:type="dxa"/>
-              <w:bottom w:w="100" w:type="dxa"/>
-              <w:end w:w="110" w:type="dxa"/>
-            </w:tcMar>
-            <w:vAlign w:val="center"/>
+            <w:tcW w:type="dxa" w:w="7200"/>
+            <w:shd w:fill="F4F7FA"/>
           </w:tcPr>
           <w:p>
+            <w:pPr>
+              <w:spacing w:after="40"/>
+            </w:pPr>
+            <w:r/>
             <w:r>
               <w:rPr>
+                <w:b w:val="0"/>
                 <w:sz w:val="18"/>
               </w:rPr>
-              <w:t>Fornece o conjunto de pagamentos com paginacao.</w:t>
-            </w:r>
-          </w:p>
-        </w:tc>
-        <w:tc>
-          <w:tcPr>
-            <w:tcW w:type="dxa" w:w="3360"/>
-            <w:tcMar>
-              <w:top w:w="100" w:type="dxa"/>
-              <w:start w:w="110" w:type="dxa"/>
-              <w:bottom w:w="100" w:type="dxa"/>
-              <w:end w:w="110" w:type="dxa"/>
-            </w:tcMar>
-            <w:vAlign w:val="center"/>
-          </w:tcPr>
-          <w:p>
-            <w:r>
-              <w:rPr>
-                <w:sz w:val="18"/>
-              </w:rPr>
-              <w:t>E a fonte externa de dados do projeto.</w:t>
-            </w:r>
-          </w:p>
-        </w:tc>
-      </w:tr>
-    </w:tbl>
-    <w:p>
-      <w:pPr>
-        <w:spacing w:after="80"/>
-      </w:pPr>
-    </w:p>
-    <w:p>
-      <w:r>
-        <w:t>O navegador ou Cloud Shell tambem pode chamar a URL do servico para testes. Em producao, a chamada recorrente deve vir do Scheduler com identidade autenticada.</w:t>
-      </w:r>
-    </w:p>
-    <w:p>
-      <w:pPr>
-        <w:pStyle w:val="Heading1"/>
-        <w:spacing w:before="280" w:after="120"/>
-      </w:pPr>
-      <w:r>
-        <w:t>2 Por que Cloud Run Service</w:t>
-      </w:r>
-    </w:p>
-    <w:p>
-      <w:r>
-        <w:t>Cloud Run Service hospeda uma aplicacao HTTP. Diferentemente de um script local, o processo deve permanecer ativo e ouvir a porta informada pela variavel de ambiente PORT. Por isso, um comando como python main.py nao e suficiente: ele executa e encerra.</w:t>
-      </w:r>
-    </w:p>
-    <w:p>
-      <w:r>
-        <w:t>Neste projeto, functions-framework cria o pequeno servidor HTTP e conecta cada requisicao a funcao ingest_payments. O uso do framework nao obriga o projeto a ser uma Cloud Run Function; ele apenas oferece uma maneira simples de expor uma funcao Python em um Cloud Run Service.</w:t>
-      </w:r>
-    </w:p>
-    <w:p>
-      <w:pPr>
-        <w:pStyle w:val="Heading1"/>
-        <w:spacing w:before="280" w:after="120"/>
-      </w:pPr>
-      <w:r>
-        <w:t>3 Estrutura do repositorio</w:t>
-      </w:r>
-    </w:p>
-    <w:tbl>
-      <w:tblPr>
-        <w:tblStyle w:val="TableGrid"/>
-        <w:tblW w:type="auto" w:w="0"/>
-        <w:jc w:val="center"/>
-        <w:tblLook w:firstColumn="1" w:firstRow="1" w:lastColumn="0" w:lastRow="0" w:noHBand="0" w:noVBand="1" w:val="04A0"/>
-      </w:tblPr>
-      <w:tblGrid>
-        <w:gridCol w:w="3360"/>
-        <w:gridCol w:w="3360"/>
-        <w:gridCol w:w="3360"/>
-      </w:tblGrid>
-      <w:tr>
-        <w:tc>
-          <w:tcPr>
-            <w:tcW w:type="dxa" w:w="3360"/>
-            <w:shd w:fill="183B56"/>
-            <w:tcMar>
-              <w:top w:w="100" w:type="dxa"/>
-              <w:start w:w="110" w:type="dxa"/>
-              <w:bottom w:w="100" w:type="dxa"/>
-              <w:end w:w="110" w:type="dxa"/>
-            </w:tcMar>
-            <w:vAlign w:val="center"/>
-          </w:tcPr>
-          <w:p>
-            <w:r>
-              <w:rPr>
-                <w:b/>
-                <w:color w:val="FFFFFF"/>
-                <w:sz w:val="18"/>
-              </w:rPr>
-              <w:t>Arquivo</w:t>
-            </w:r>
-          </w:p>
-        </w:tc>
-        <w:tc>
-          <w:tcPr>
-            <w:tcW w:type="dxa" w:w="3360"/>
-            <w:shd w:fill="183B56"/>
-            <w:tcMar>
-              <w:top w:w="100" w:type="dxa"/>
-              <w:start w:w="110" w:type="dxa"/>
-              <w:bottom w:w="100" w:type="dxa"/>
-              <w:end w:w="110" w:type="dxa"/>
-            </w:tcMar>
-            <w:vAlign w:val="center"/>
-          </w:tcPr>
-          <w:p>
-            <w:r>
-              <w:rPr>
-                <w:b/>
-                <w:color w:val="FFFFFF"/>
-                <w:sz w:val="18"/>
-              </w:rPr>
-              <w:t>Papel</w:t>
-            </w:r>
-          </w:p>
-        </w:tc>
-        <w:tc>
-          <w:tcPr>
-            <w:tcW w:type="dxa" w:w="3360"/>
-            <w:shd w:fill="183B56"/>
-            <w:tcMar>
-              <w:top w:w="100" w:type="dxa"/>
-              <w:start w:w="110" w:type="dxa"/>
-              <w:bottom w:w="100" w:type="dxa"/>
-              <w:end w:w="110" w:type="dxa"/>
-            </w:tcMar>
-            <w:vAlign w:val="center"/>
-          </w:tcPr>
-          <w:p>
-            <w:r>
-              <w:rPr>
-                <w:b/>
-                <w:color w:val="FFFFFF"/>
-                <w:sz w:val="18"/>
-              </w:rPr>
-              <w:t>Regra de manutencao</w:t>
+              <w:t>Permite que Polars aceite tipos mistos enviados pela API.</w:t>
             </w:r>
           </w:p>
         </w:tc>
@@ -590,61 +722,141 @@
       <w:tr>
         <w:tc>
           <w:tcPr>
-            <w:tcW w:type="dxa" w:w="3360"/>
-            <w:tcMar>
-              <w:top w:w="100" w:type="dxa"/>
-              <w:start w:w="110" w:type="dxa"/>
-              <w:bottom w:w="100" w:type="dxa"/>
-              <w:end w:w="110" w:type="dxa"/>
-            </w:tcMar>
-            <w:vAlign w:val="center"/>
+            <w:tcW w:type="dxa" w:w="2304"/>
           </w:tcPr>
           <w:p>
+            <w:pPr>
+              <w:spacing w:after="40"/>
+            </w:pPr>
+            <w:r/>
             <w:r>
               <w:rPr>
+                <w:b w:val="0"/>
                 <w:sz w:val="18"/>
               </w:rPr>
-              <w:t>main.py</w:t>
+              <w:t>source_row_id</w:t>
             </w:r>
           </w:p>
         </w:tc>
         <w:tc>
           <w:tcPr>
-            <w:tcW w:type="dxa" w:w="3360"/>
-            <w:tcMar>
-              <w:top w:w="100" w:type="dxa"/>
-              <w:start w:w="110" w:type="dxa"/>
-              <w:bottom w:w="100" w:type="dxa"/>
-              <w:end w:w="110" w:type="dxa"/>
-            </w:tcMar>
-            <w:vAlign w:val="center"/>
+            <w:tcW w:type="dxa" w:w="7200"/>
           </w:tcPr>
           <w:p>
+            <w:pPr>
+              <w:spacing w:after="40"/>
+            </w:pPr>
+            <w:r/>
             <w:r>
               <w:rPr>
+                <w:b w:val="0"/>
                 <w:sz w:val="18"/>
               </w:rPr>
-              <w:t>Entrada HTTP. Recebe a chamada e orquestra extracao e carga.</w:t>
+              <w:t>Chave técnica usada na comparação com a Silver.</w:t>
+            </w:r>
+          </w:p>
+        </w:tc>
+      </w:tr>
+    </w:tbl>
+    <w:p/>
+    <w:p>
+      <w:pPr>
+        <w:pStyle w:val="Heading1"/>
+        <w:spacing w:before="240" w:after="100"/>
+      </w:pPr>
+      <w:r>
+        <w:rPr>
+          <w:color w:val="000000"/>
+        </w:rPr>
+        <w:t>4 Execução no Cloud Run</w:t>
+      </w:r>
+    </w:p>
+    <w:p>
+      <w:pPr>
+        <w:spacing w:after="120" w:line="269" w:lineRule="auto"/>
+      </w:pPr>
+      <w:r>
+        <w:t>O arquivo main.py concentra a orquestração da ingestão. A função HTTP ingest_payments recebe a chamada do Cloud Scheduler, chama run_ingestion, extrai os dados, cria um Parquet temporário e faz o upload para o bucket.</w:t>
+      </w:r>
+    </w:p>
+    <w:tbl>
+      <w:tblPr>
+        <w:tblStyle w:val="TableGrid"/>
+        <w:tblW w:type="auto" w:w="0"/>
+        <w:tblLayout w:type="fixed"/>
+        <w:tblLook w:firstColumn="1" w:firstRow="1" w:lastColumn="0" w:lastRow="0" w:noHBand="0" w:noVBand="1" w:val="04A0"/>
+        <w:tblBorders>
+          <w:top w:val="single" w:sz="4" w:color="D9D9D9"/>
+          <w:left w:val="single" w:sz="4" w:color="D9D9D9"/>
+          <w:bottom w:val="single" w:sz="4" w:color="D9D9D9"/>
+          <w:right w:val="single" w:sz="4" w:color="D9D9D9"/>
+          <w:insideH w:val="single" w:sz="4" w:color="D9D9D9"/>
+          <w:insideV w:val="single" w:sz="4" w:color="D9D9D9"/>
+        </w:tblBorders>
+      </w:tblPr>
+      <w:tblGrid>
+        <w:gridCol w:w="3389"/>
+        <w:gridCol w:w="3389"/>
+        <w:gridCol w:w="3389"/>
+      </w:tblGrid>
+      <w:tr>
+        <w:tc>
+          <w:tcPr>
+            <w:tcW w:type="dxa" w:w="1944"/>
+            <w:shd w:fill="17365D"/>
+          </w:tcPr>
+          <w:p>
+            <w:pPr>
+              <w:spacing w:after="40"/>
+            </w:pPr>
+            <w:r/>
+            <w:r>
+              <w:rPr>
+                <w:b/>
+                <w:color w:val="FFFFFF"/>
+                <w:sz w:val="18"/>
+              </w:rPr>
+              <w:t>Função</w:t>
             </w:r>
           </w:p>
         </w:tc>
         <w:tc>
           <w:tcPr>
-            <w:tcW w:type="dxa" w:w="3360"/>
-            <w:tcMar>
-              <w:top w:w="100" w:type="dxa"/>
-              <w:start w:w="110" w:type="dxa"/>
-              <w:bottom w:w="100" w:type="dxa"/>
-              <w:end w:w="110" w:type="dxa"/>
-            </w:tcMar>
-            <w:vAlign w:val="center"/>
+            <w:tcW w:type="dxa" w:w="3816"/>
+            <w:shd w:fill="17365D"/>
           </w:tcPr>
           <w:p>
+            <w:pPr>
+              <w:spacing w:after="40"/>
+            </w:pPr>
+            <w:r/>
             <w:r>
               <w:rPr>
+                <w:b/>
+                <w:color w:val="FFFFFF"/>
                 <w:sz w:val="18"/>
               </w:rPr>
-              <w:t>Nao concentre regra de extracao ou persistencia aqui.</w:t>
+              <w:t>O que faz</w:t>
+            </w:r>
+          </w:p>
+        </w:tc>
+        <w:tc>
+          <w:tcPr>
+            <w:tcW w:type="dxa" w:w="3744"/>
+            <w:shd w:fill="17365D"/>
+          </w:tcPr>
+          <w:p>
+            <w:pPr>
+              <w:spacing w:after="40"/>
+            </w:pPr>
+            <w:r/>
+            <w:r>
+              <w:rPr>
+                <w:b/>
+                <w:color w:val="FFFFFF"/>
+                <w:sz w:val="18"/>
+              </w:rPr>
+              <w:t>Resultado</w:t>
             </w:r>
           </w:p>
         </w:tc>
@@ -652,64 +864,55 @@
       <w:tr>
         <w:tc>
           <w:tcPr>
-            <w:tcW w:type="dxa" w:w="3360"/>
-            <w:tcMar>
-              <w:top w:w="100" w:type="dxa"/>
-              <w:start w:w="110" w:type="dxa"/>
-              <w:bottom w:w="100" w:type="dxa"/>
-              <w:end w:w="110" w:type="dxa"/>
-            </w:tcMar>
-            <w:vAlign w:val="center"/>
-            <w:shd w:fill="EDF3F8"/>
+            <w:tcW w:type="dxa" w:w="1944"/>
           </w:tcPr>
           <w:p>
+            <w:pPr>
+              <w:spacing w:after="40"/>
+            </w:pPr>
+            <w:r/>
             <w:r>
               <w:rPr>
+                <w:b w:val="0"/>
                 <w:sz w:val="18"/>
               </w:rPr>
-              <w:t>src Extract.py</w:t>
+              <w:t>ingest_payments</w:t>
             </w:r>
           </w:p>
         </w:tc>
         <w:tc>
           <w:tcPr>
-            <w:tcW w:type="dxa" w:w="3360"/>
-            <w:tcMar>
-              <w:top w:w="100" w:type="dxa"/>
-              <w:start w:w="110" w:type="dxa"/>
-              <w:bottom w:w="100" w:type="dxa"/>
-              <w:end w:w="110" w:type="dxa"/>
-            </w:tcMar>
-            <w:vAlign w:val="center"/>
-            <w:shd w:fill="EDF3F8"/>
+            <w:tcW w:type="dxa" w:w="3816"/>
           </w:tcPr>
           <w:p>
+            <w:pPr>
+              <w:spacing w:after="40"/>
+            </w:pPr>
+            <w:r/>
             <w:r>
               <w:rPr>
+                <w:b w:val="0"/>
                 <w:sz w:val="18"/>
               </w:rPr>
-              <w:t>Consulta a API, controla paginacao e devolve um DataFrame Polars.</w:t>
+              <w:t>Ponto de entrada HTTP</w:t>
             </w:r>
           </w:p>
         </w:tc>
         <w:tc>
           <w:tcPr>
-            <w:tcW w:type="dxa" w:w="3360"/>
-            <w:tcMar>
-              <w:top w:w="100" w:type="dxa"/>
-              <w:start w:w="110" w:type="dxa"/>
-              <w:bottom w:w="100" w:type="dxa"/>
-              <w:end w:w="110" w:type="dxa"/>
-            </w:tcMar>
-            <w:vAlign w:val="center"/>
-            <w:shd w:fill="EDF3F8"/>
+            <w:tcW w:type="dxa" w:w="3744"/>
           </w:tcPr>
           <w:p>
+            <w:pPr>
+              <w:spacing w:after="40"/>
+            </w:pPr>
+            <w:r/>
             <w:r>
               <w:rPr>
+                <w:b w:val="0"/>
                 <w:sz w:val="18"/>
               </w:rPr>
-              <w:t>Mantenha a fonte externa isolada neste modulo.</w:t>
+              <w:t>Retorna sucesso ou erro para quem chamou.</w:t>
             </w:r>
           </w:p>
         </w:tc>
@@ -717,61 +920,58 @@
       <w:tr>
         <w:tc>
           <w:tcPr>
-            <w:tcW w:type="dxa" w:w="3360"/>
-            <w:tcMar>
-              <w:top w:w="100" w:type="dxa"/>
-              <w:start w:w="110" w:type="dxa"/>
-              <w:bottom w:w="100" w:type="dxa"/>
-              <w:end w:w="110" w:type="dxa"/>
-            </w:tcMar>
-            <w:vAlign w:val="center"/>
+            <w:tcW w:type="dxa" w:w="1944"/>
+            <w:shd w:fill="F4F7FA"/>
           </w:tcPr>
           <w:p>
+            <w:pPr>
+              <w:spacing w:after="40"/>
+            </w:pPr>
+            <w:r/>
             <w:r>
               <w:rPr>
+                <w:b w:val="0"/>
                 <w:sz w:val="18"/>
               </w:rPr>
-              <w:t>src load.py</w:t>
+              <w:t>run_ingestion</w:t>
             </w:r>
           </w:p>
         </w:tc>
         <w:tc>
           <w:tcPr>
-            <w:tcW w:type="dxa" w:w="3360"/>
-            <w:tcMar>
-              <w:top w:w="100" w:type="dxa"/>
-              <w:start w:w="110" w:type="dxa"/>
-              <w:bottom w:w="100" w:type="dxa"/>
-              <w:end w:w="110" w:type="dxa"/>
-            </w:tcMar>
-            <w:vAlign w:val="center"/>
+            <w:tcW w:type="dxa" w:w="3816"/>
+            <w:shd w:fill="F4F7FA"/>
           </w:tcPr>
           <w:p>
+            <w:pPr>
+              <w:spacing w:after="40"/>
+            </w:pPr>
+            <w:r/>
             <w:r>
               <w:rPr>
+                <w:b w:val="0"/>
                 <w:sz w:val="18"/>
               </w:rPr>
-              <w:t>Grava Parquet localmente e faz upload para Cloud Storage.</w:t>
+              <w:t>Coordena extração e carga</w:t>
             </w:r>
           </w:p>
         </w:tc>
         <w:tc>
           <w:tcPr>
-            <w:tcW w:type="dxa" w:w="3360"/>
-            <w:tcMar>
-              <w:top w:w="100" w:type="dxa"/>
-              <w:start w:w="110" w:type="dxa"/>
-              <w:bottom w:w="100" w:type="dxa"/>
-              <w:end w:w="110" w:type="dxa"/>
-            </w:tcMar>
-            <w:vAlign w:val="center"/>
+            <w:tcW w:type="dxa" w:w="3744"/>
+            <w:shd w:fill="F4F7FA"/>
           </w:tcPr>
           <w:p>
+            <w:pPr>
+              <w:spacing w:after="40"/>
+            </w:pPr>
+            <w:r/>
             <w:r>
               <w:rPr>
+                <w:b w:val="0"/>
                 <w:sz w:val="18"/>
               </w:rPr>
-              <w:t>Mantenha detalhes do destino de dados aqui.</w:t>
+              <w:t>Informa quantidade de linhas e local do arquivo.</w:t>
             </w:r>
           </w:p>
         </w:tc>
@@ -779,64 +979,55 @@
       <w:tr>
         <w:tc>
           <w:tcPr>
-            <w:tcW w:type="dxa" w:w="3360"/>
-            <w:tcMar>
-              <w:top w:w="100" w:type="dxa"/>
-              <w:start w:w="110" w:type="dxa"/>
-              <w:bottom w:w="100" w:type="dxa"/>
-              <w:end w:w="110" w:type="dxa"/>
-            </w:tcMar>
-            <w:vAlign w:val="center"/>
-            <w:shd w:fill="EDF3F8"/>
+            <w:tcW w:type="dxa" w:w="1944"/>
           </w:tcPr>
           <w:p>
+            <w:pPr>
+              <w:spacing w:after="40"/>
+            </w:pPr>
+            <w:r/>
             <w:r>
               <w:rPr>
+                <w:b w:val="0"/>
                 <w:sz w:val="18"/>
               </w:rPr>
-              <w:t>Dockerfile</w:t>
+              <w:t>extract_payments</w:t>
             </w:r>
           </w:p>
         </w:tc>
         <w:tc>
           <w:tcPr>
-            <w:tcW w:type="dxa" w:w="3360"/>
-            <w:tcMar>
-              <w:top w:w="100" w:type="dxa"/>
-              <w:start w:w="110" w:type="dxa"/>
-              <w:bottom w:w="100" w:type="dxa"/>
-              <w:end w:w="110" w:type="dxa"/>
-            </w:tcMar>
-            <w:vAlign w:val="center"/>
-            <w:shd w:fill="EDF3F8"/>
+            <w:tcW w:type="dxa" w:w="3816"/>
           </w:tcPr>
           <w:p>
+            <w:pPr>
+              <w:spacing w:after="40"/>
+            </w:pPr>
+            <w:r/>
             <w:r>
               <w:rPr>
+                <w:b w:val="0"/>
                 <w:sz w:val="18"/>
               </w:rPr>
-              <w:t>Define a imagem e o comando que inicia o servidor HTTP.</w:t>
+              <w:t>Lê a API em páginas</w:t>
             </w:r>
           </w:p>
         </w:tc>
         <w:tc>
           <w:tcPr>
-            <w:tcW w:type="dxa" w:w="3360"/>
-            <w:tcMar>
-              <w:top w:w="100" w:type="dxa"/>
-              <w:start w:w="110" w:type="dxa"/>
-              <w:bottom w:w="100" w:type="dxa"/>
-              <w:end w:w="110" w:type="dxa"/>
-            </w:tcMar>
-            <w:vAlign w:val="center"/>
-            <w:shd w:fill="EDF3F8"/>
+            <w:tcW w:type="dxa" w:w="3744"/>
           </w:tcPr>
           <w:p>
+            <w:pPr>
+              <w:spacing w:after="40"/>
+            </w:pPr>
+            <w:r/>
             <w:r>
               <w:rPr>
+                <w:b w:val="0"/>
                 <w:sz w:val="18"/>
               </w:rPr>
-              <w:t>Deve escutar em PORT, nunca em uma porta fixa apenas.</w:t>
+              <w:t>DataFrame Polars com pagamentos.</w:t>
             </w:r>
           </w:p>
         </w:tc>
@@ -844,61 +1035,58 @@
       <w:tr>
         <w:tc>
           <w:tcPr>
-            <w:tcW w:type="dxa" w:w="3360"/>
-            <w:tcMar>
-              <w:top w:w="100" w:type="dxa"/>
-              <w:start w:w="110" w:type="dxa"/>
-              <w:bottom w:w="100" w:type="dxa"/>
-              <w:end w:w="110" w:type="dxa"/>
-            </w:tcMar>
-            <w:vAlign w:val="center"/>
+            <w:tcW w:type="dxa" w:w="1944"/>
+            <w:shd w:fill="F4F7FA"/>
           </w:tcPr>
           <w:p>
+            <w:pPr>
+              <w:spacing w:after="40"/>
+            </w:pPr>
+            <w:r/>
             <w:r>
               <w:rPr>
+                <w:b w:val="0"/>
                 <w:sz w:val="18"/>
               </w:rPr>
-              <w:t>pyproject.toml e uv.lock</w:t>
+              <w:t>save_raw_payments</w:t>
             </w:r>
           </w:p>
         </w:tc>
         <w:tc>
           <w:tcPr>
-            <w:tcW w:type="dxa" w:w="3360"/>
-            <w:tcMar>
-              <w:top w:w="100" w:type="dxa"/>
-              <w:start w:w="110" w:type="dxa"/>
-              <w:bottom w:w="100" w:type="dxa"/>
-              <w:end w:w="110" w:type="dxa"/>
-            </w:tcMar>
-            <w:vAlign w:val="center"/>
+            <w:tcW w:type="dxa" w:w="3816"/>
+            <w:shd w:fill="F4F7FA"/>
           </w:tcPr>
           <w:p>
+            <w:pPr>
+              <w:spacing w:after="40"/>
+            </w:pPr>
+            <w:r/>
             <w:r>
               <w:rPr>
+                <w:b w:val="0"/>
                 <w:sz w:val="18"/>
               </w:rPr>
-              <w:t>Registram dependencias reproduziveis.</w:t>
+              <w:t>Grava Parquet local temporário</w:t>
             </w:r>
           </w:p>
         </w:tc>
         <w:tc>
           <w:tcPr>
-            <w:tcW w:type="dxa" w:w="3360"/>
-            <w:tcMar>
-              <w:top w:w="100" w:type="dxa"/>
-              <w:start w:w="110" w:type="dxa"/>
-              <w:bottom w:w="100" w:type="dxa"/>
-              <w:end w:w="110" w:type="dxa"/>
-            </w:tcMar>
-            <w:vAlign w:val="center"/>
+            <w:tcW w:type="dxa" w:w="3744"/>
+            <w:shd w:fill="F4F7FA"/>
           </w:tcPr>
           <w:p>
+            <w:pPr>
+              <w:spacing w:after="40"/>
+            </w:pPr>
+            <w:r/>
             <w:r>
               <w:rPr>
+                <w:b w:val="0"/>
                 <w:sz w:val="18"/>
               </w:rPr>
-              <w:t>Altere com uv add e versione o lockfile.</w:t>
+              <w:t>Arquivo pronto para upload.</w:t>
             </w:r>
           </w:p>
         </w:tc>
@@ -906,122 +1094,1219 @@
       <w:tr>
         <w:tc>
           <w:tcPr>
-            <w:tcW w:type="dxa" w:w="3360"/>
-            <w:tcMar>
-              <w:top w:w="100" w:type="dxa"/>
-              <w:start w:w="110" w:type="dxa"/>
-              <w:bottom w:w="100" w:type="dxa"/>
-              <w:end w:w="110" w:type="dxa"/>
-            </w:tcMar>
-            <w:vAlign w:val="center"/>
-            <w:shd w:fill="EDF3F8"/>
+            <w:tcW w:type="dxa" w:w="1944"/>
           </w:tcPr>
           <w:p>
+            <w:pPr>
+              <w:spacing w:after="40"/>
+            </w:pPr>
+            <w:r/>
             <w:r>
               <w:rPr>
+                <w:b w:val="0"/>
                 <w:sz w:val="18"/>
               </w:rPr>
-              <w:t>data raw</w:t>
+              <w:t>upload_raw_to_gcs</w:t>
             </w:r>
           </w:p>
         </w:tc>
         <w:tc>
           <w:tcPr>
-            <w:tcW w:type="dxa" w:w="3360"/>
-            <w:tcMar>
-              <w:top w:w="100" w:type="dxa"/>
-              <w:start w:w="110" w:type="dxa"/>
-              <w:bottom w:w="100" w:type="dxa"/>
-              <w:end w:w="110" w:type="dxa"/>
-            </w:tcMar>
-            <w:vAlign w:val="center"/>
-            <w:shd w:fill="EDF3F8"/>
+            <w:tcW w:type="dxa" w:w="3816"/>
           </w:tcPr>
           <w:p>
+            <w:pPr>
+              <w:spacing w:after="40"/>
+            </w:pPr>
+            <w:r/>
             <w:r>
               <w:rPr>
+                <w:b w:val="0"/>
                 <w:sz w:val="18"/>
               </w:rPr>
-              <w:t>Destino local de desenvolvimento.</w:t>
+              <w:t>Envia para Cloud Storage</w:t>
             </w:r>
           </w:p>
         </w:tc>
         <w:tc>
           <w:tcPr>
-            <w:tcW w:type="dxa" w:w="3360"/>
-            <w:tcMar>
-              <w:top w:w="100" w:type="dxa"/>
-              <w:start w:w="110" w:type="dxa"/>
-              <w:bottom w:w="100" w:type="dxa"/>
-              <w:end w:w="110" w:type="dxa"/>
-            </w:tcMar>
-            <w:vAlign w:val="center"/>
-            <w:shd w:fill="EDF3F8"/>
+            <w:tcW w:type="dxa" w:w="3744"/>
           </w:tcPr>
           <w:p>
+            <w:pPr>
+              <w:spacing w:after="40"/>
+            </w:pPr>
+            <w:r/>
             <w:r>
               <w:rPr>
+                <w:b w:val="0"/>
                 <w:sz w:val="18"/>
               </w:rPr>
-              <w:t>Nao envie arquivos volumosos ou dados sensiveis ao Git.</w:t>
+              <w:t>Objeto armazenado na Bronze.</w:t>
             </w:r>
           </w:p>
         </w:tc>
       </w:tr>
     </w:tbl>
+    <w:p/>
     <w:p>
       <w:pPr>
-        <w:spacing w:after="80"/>
+        <w:spacing w:after="120" w:line="269" w:lineRule="auto"/>
       </w:pPr>
+      <w:r>
+        <w:t>No Cloud Run, não se deve guardar credenciais no código. A variável SOCRATA_APP_TOKEN vem de Secret Manager e o acesso ao bucket é concedido à Service Account da aplicação. O ambiente do Cloud Run fornece identidade automaticamente.</w:t>
+      </w:r>
     </w:p>
     <w:p>
       <w:pPr>
         <w:pStyle w:val="Heading1"/>
-        <w:spacing w:before="280" w:after="120"/>
+        <w:spacing w:before="240" w:after="100"/>
       </w:pPr>
       <w:r>
-        <w:t>4 Fluxo dentro do codigo</w:t>
+        <w:rPr>
+          <w:color w:val="000000"/>
+        </w:rPr>
+        <w:t>5 Camada Bronze no Cloud Storage</w:t>
+      </w:r>
+    </w:p>
+    <w:p>
+      <w:pPr>
+        <w:spacing w:after="120" w:line="269" w:lineRule="auto"/>
+      </w:pPr>
+      <w:r>
+        <w:t>A Bronze preserva a carga bruta para auditoria, reprocessamento e rastreabilidade. O formato Parquet é adequado porque é compacto, preserva tipos e é eficiente para leitura analítica.</w:t>
+      </w:r>
+    </w:p>
+    <w:p>
+      <w:pPr>
+        <w:spacing w:after="160" w:before="60"/>
+        <w:ind w:left="317" w:right="317"/>
+        <w:shd w:fill="F1F3F5"/>
+      </w:pPr>
+      <w:r>
+        <w:rPr>
+          <w:rFonts w:ascii="Consolas" w:hAnsi="Consolas"/>
+          <w:sz w:val="16"/>
+        </w:rPr>
+        <w:t>gs://chicago-portal/raw/payment_YYYY-MM-DD.parquet</w:t>
+      </w:r>
+    </w:p>
+    <w:p>
+      <w:pPr>
+        <w:spacing w:after="120" w:line="269" w:lineRule="auto"/>
+      </w:pPr>
+      <w:r>
+        <w:t>O nome com data permite localizar a carga de cada dia. Como a data está no padrão ano mês dia, o arquivo mais recente também pode ser identificado pelo maior nome de arquivo. Evite sobrescrever arquivos históricos quando o objetivo for auditoria; para múltiplas execuções no mesmo dia, evolua depois para incluir horário ou identificador de execução.</w:t>
+      </w:r>
+    </w:p>
+    <w:p>
+      <w:pPr>
+        <w:pStyle w:val="Heading1"/>
+        <w:spacing w:before="240" w:after="100"/>
+      </w:pPr>
+      <w:r>
+        <w:rPr>
+          <w:color w:val="000000"/>
+        </w:rPr>
+        <w:t>6 Raw como tabela externa</w:t>
+      </w:r>
+    </w:p>
+    <w:p>
+      <w:pPr>
+        <w:spacing w:after="120" w:line="269" w:lineRule="auto"/>
+      </w:pPr>
+      <w:r>
+        <w:t>A Raw não é outra cópia dos dados. A tabela payments_external é uma external table: ela aponta para os Parquets do bucket e permite consultá-los usando SQL. O BigQuery lê os arquivos sob demanda.</w:t>
+      </w:r>
+    </w:p>
+    <w:p>
+      <w:pPr>
+        <w:spacing w:after="160" w:before="60"/>
+        <w:ind w:left="317" w:right="317"/>
+        <w:shd w:fill="F1F3F5"/>
+      </w:pPr>
+      <w:r>
+        <w:rPr>
+          <w:rFonts w:ascii="Consolas" w:hAnsi="Consolas"/>
+          <w:sz w:val="16"/>
+        </w:rPr>
+        <w:t>CREATE OR REPLACE EXTERNAL TABLE Raw.payments_external</w:t>
+        <w:br/>
+        <w:t>OPTIONS (format = 'PARQUET', uris = ['gs://chicago-portal/raw/payment_*.parquet']);</w:t>
+      </w:r>
+    </w:p>
+    <w:p>
+      <w:pPr>
+        <w:spacing w:after="120" w:line="269" w:lineRule="auto"/>
+      </w:pPr>
+      <w:r>
+        <w:t>Esse comando é executado apenas na criação da tabela ou quando o esquema do Parquet muda, por exemplo, ao adicionar source_row_id. Ele não deve ser sua rotina diária. Arquivos novos que seguem o padrão já ficam visíveis automaticamente.</w:t>
+      </w:r>
+    </w:p>
+    <w:p>
+      <w:pPr>
+        <w:spacing w:after="120" w:line="269" w:lineRule="auto"/>
+      </w:pPr>
+      <w:r>
+        <w:t>A pseudocoluna _FILE_NAME informa qual objeto do bucket originou cada linha. Ela permite selecionar apenas a fotografia mais recente e evita processar todos os arquivos históricos na atualização diária.</w:t>
+      </w:r>
+    </w:p>
+    <w:p>
+      <w:pPr>
+        <w:pStyle w:val="Heading1"/>
+        <w:spacing w:before="240" w:after="100"/>
+      </w:pPr>
+      <w:r>
+        <w:rPr>
+          <w:color w:val="000000"/>
+        </w:rPr>
+        <w:t>7 Criação inicial da Silver</w:t>
+      </w:r>
+    </w:p>
+    <w:p>
+      <w:pPr>
+        <w:spacing w:after="120" w:line="269" w:lineRule="auto"/>
+      </w:pPr>
+      <w:r>
+        <w:t>Silver.payments é a tabela final tratada desta etapa. Na primeira vez, ela foi criada com CREATE OR REPLACE TABLE a partir da carga atual. Essa ação inicial é correta porque ainda não havia tabela para atualizar.</w:t>
+      </w:r>
+    </w:p>
+    <w:p>
+      <w:pPr>
+        <w:spacing w:after="120" w:line="269" w:lineRule="auto"/>
+      </w:pPr>
+      <w:r>
+        <w:t>Depois de criada, ela não deve ser recriada diariamente. Recriá-la apagaria o valor original de created_at e eliminaria o benefício da carga incremental.</w:t>
+      </w:r>
+    </w:p>
+    <w:tbl>
+      <w:tblPr>
+        <w:tblStyle w:val="TableGrid"/>
+        <w:tblW w:type="auto" w:w="0"/>
+        <w:tblLayout w:type="fixed"/>
+        <w:tblLook w:firstColumn="1" w:firstRow="1" w:lastColumn="0" w:lastRow="0" w:noHBand="0" w:noVBand="1" w:val="04A0"/>
+        <w:tblBorders>
+          <w:top w:val="single" w:sz="4" w:color="D9D9D9"/>
+          <w:left w:val="single" w:sz="4" w:color="D9D9D9"/>
+          <w:bottom w:val="single" w:sz="4" w:color="D9D9D9"/>
+          <w:right w:val="single" w:sz="4" w:color="D9D9D9"/>
+          <w:insideH w:val="single" w:sz="4" w:color="D9D9D9"/>
+          <w:insideV w:val="single" w:sz="4" w:color="D9D9D9"/>
+        </w:tblBorders>
+      </w:tblPr>
+      <w:tblGrid>
+        <w:gridCol w:w="5083"/>
+        <w:gridCol w:w="5083"/>
+      </w:tblGrid>
+      <w:tr>
+        <w:tc>
+          <w:tcPr>
+            <w:tcW w:type="dxa" w:w="2232"/>
+            <w:shd w:fill="17365D"/>
+          </w:tcPr>
+          <w:p>
+            <w:pPr>
+              <w:spacing w:after="40"/>
+            </w:pPr>
+            <w:r/>
+            <w:r>
+              <w:rPr>
+                <w:b/>
+                <w:color w:val="FFFFFF"/>
+                <w:sz w:val="18"/>
+              </w:rPr>
+              <w:t>Coluna</w:t>
+            </w:r>
+          </w:p>
+        </w:tc>
+        <w:tc>
+          <w:tcPr>
+            <w:tcW w:type="dxa" w:w="7272"/>
+            <w:shd w:fill="17365D"/>
+          </w:tcPr>
+          <w:p>
+            <w:pPr>
+              <w:spacing w:after="40"/>
+            </w:pPr>
+            <w:r/>
+            <w:r>
+              <w:rPr>
+                <w:b/>
+                <w:color w:val="FFFFFF"/>
+                <w:sz w:val="18"/>
+              </w:rPr>
+              <w:t>Papel na Silver</w:t>
+            </w:r>
+          </w:p>
+        </w:tc>
+      </w:tr>
+      <w:tr>
+        <w:tc>
+          <w:tcPr>
+            <w:tcW w:type="dxa" w:w="2232"/>
+          </w:tcPr>
+          <w:p>
+            <w:pPr>
+              <w:spacing w:after="40"/>
+            </w:pPr>
+            <w:r/>
+            <w:r>
+              <w:rPr>
+                <w:b w:val="0"/>
+                <w:sz w:val="18"/>
+              </w:rPr>
+              <w:t>source_row_id</w:t>
+            </w:r>
+          </w:p>
+        </w:tc>
+        <w:tc>
+          <w:tcPr>
+            <w:tcW w:type="dxa" w:w="7272"/>
+          </w:tcPr>
+          <w:p>
+            <w:pPr>
+              <w:spacing w:after="40"/>
+            </w:pPr>
+            <w:r/>
+            <w:r>
+              <w:rPr>
+                <w:b w:val="0"/>
+                <w:sz w:val="18"/>
+              </w:rPr>
+              <w:t>Identifica tecnicamente a linha e permite a comparação.</w:t>
+            </w:r>
+          </w:p>
+        </w:tc>
+      </w:tr>
+      <w:tr>
+        <w:tc>
+          <w:tcPr>
+            <w:tcW w:type="dxa" w:w="2232"/>
+            <w:shd w:fill="F4F7FA"/>
+          </w:tcPr>
+          <w:p>
+            <w:pPr>
+              <w:spacing w:after="40"/>
+            </w:pPr>
+            <w:r/>
+            <w:r>
+              <w:rPr>
+                <w:b w:val="0"/>
+                <w:sz w:val="18"/>
+              </w:rPr>
+              <w:t>amount</w:t>
+            </w:r>
+          </w:p>
+        </w:tc>
+        <w:tc>
+          <w:tcPr>
+            <w:tcW w:type="dxa" w:w="7272"/>
+            <w:shd w:fill="F4F7FA"/>
+          </w:tcPr>
+          <w:p>
+            <w:pPr>
+              <w:spacing w:after="40"/>
+            </w:pPr>
+            <w:r/>
+            <w:r>
+              <w:rPr>
+                <w:b w:val="0"/>
+                <w:sz w:val="18"/>
+              </w:rPr>
+              <w:t>Valor convertido para NUMERIC.</w:t>
+            </w:r>
+          </w:p>
+        </w:tc>
+      </w:tr>
+      <w:tr>
+        <w:tc>
+          <w:tcPr>
+            <w:tcW w:type="dxa" w:w="2232"/>
+          </w:tcPr>
+          <w:p>
+            <w:pPr>
+              <w:spacing w:after="40"/>
+            </w:pPr>
+            <w:r/>
+            <w:r>
+              <w:rPr>
+                <w:b w:val="0"/>
+                <w:sz w:val="18"/>
+              </w:rPr>
+              <w:t>check_date</w:t>
+            </w:r>
+          </w:p>
+        </w:tc>
+        <w:tc>
+          <w:tcPr>
+            <w:tcW w:type="dxa" w:w="7272"/>
+          </w:tcPr>
+          <w:p>
+            <w:pPr>
+              <w:spacing w:after="40"/>
+            </w:pPr>
+            <w:r/>
+            <w:r>
+              <w:rPr>
+                <w:b w:val="0"/>
+                <w:sz w:val="18"/>
+              </w:rPr>
+              <w:t>Data convertida para DATE.</w:t>
+            </w:r>
+          </w:p>
+        </w:tc>
+      </w:tr>
+      <w:tr>
+        <w:tc>
+          <w:tcPr>
+            <w:tcW w:type="dxa" w:w="2232"/>
+            <w:shd w:fill="F4F7FA"/>
+          </w:tcPr>
+          <w:p>
+            <w:pPr>
+              <w:spacing w:after="40"/>
+            </w:pPr>
+            <w:r/>
+            <w:r>
+              <w:rPr>
+                <w:b w:val="0"/>
+                <w:sz w:val="18"/>
+              </w:rPr>
+              <w:t>record_hash</w:t>
+            </w:r>
+          </w:p>
+        </w:tc>
+        <w:tc>
+          <w:tcPr>
+            <w:tcW w:type="dxa" w:w="7272"/>
+            <w:shd w:fill="F4F7FA"/>
+          </w:tcPr>
+          <w:p>
+            <w:pPr>
+              <w:spacing w:after="40"/>
+            </w:pPr>
+            <w:r/>
+            <w:r>
+              <w:rPr>
+                <w:b w:val="0"/>
+                <w:sz w:val="18"/>
+              </w:rPr>
+              <w:t>Assinatura dos campos de negócio para detectar alterações.</w:t>
+            </w:r>
+          </w:p>
+        </w:tc>
+      </w:tr>
+      <w:tr>
+        <w:tc>
+          <w:tcPr>
+            <w:tcW w:type="dxa" w:w="2232"/>
+          </w:tcPr>
+          <w:p>
+            <w:pPr>
+              <w:spacing w:after="40"/>
+            </w:pPr>
+            <w:r/>
+            <w:r>
+              <w:rPr>
+                <w:b w:val="0"/>
+                <w:sz w:val="18"/>
+              </w:rPr>
+              <w:t>created_at</w:t>
+            </w:r>
+          </w:p>
+        </w:tc>
+        <w:tc>
+          <w:tcPr>
+            <w:tcW w:type="dxa" w:w="7272"/>
+          </w:tcPr>
+          <w:p>
+            <w:pPr>
+              <w:spacing w:after="40"/>
+            </w:pPr>
+            <w:r/>
+            <w:r>
+              <w:rPr>
+                <w:b w:val="0"/>
+                <w:sz w:val="18"/>
+              </w:rPr>
+              <w:t>Momento em que o registro entrou na Silver.</w:t>
+            </w:r>
+          </w:p>
+        </w:tc>
+      </w:tr>
+      <w:tr>
+        <w:tc>
+          <w:tcPr>
+            <w:tcW w:type="dxa" w:w="2232"/>
+            <w:shd w:fill="F4F7FA"/>
+          </w:tcPr>
+          <w:p>
+            <w:pPr>
+              <w:spacing w:after="40"/>
+            </w:pPr>
+            <w:r/>
+            <w:r>
+              <w:rPr>
+                <w:b w:val="0"/>
+                <w:sz w:val="18"/>
+              </w:rPr>
+              <w:t>updated_at</w:t>
+            </w:r>
+          </w:p>
+        </w:tc>
+        <w:tc>
+          <w:tcPr>
+            <w:tcW w:type="dxa" w:w="7272"/>
+            <w:shd w:fill="F4F7FA"/>
+          </w:tcPr>
+          <w:p>
+            <w:pPr>
+              <w:spacing w:after="40"/>
+            </w:pPr>
+            <w:r/>
+            <w:r>
+              <w:rPr>
+                <w:b w:val="0"/>
+                <w:sz w:val="18"/>
+              </w:rPr>
+              <w:t>Momento da última alteração identificada.</w:t>
+            </w:r>
+          </w:p>
+        </w:tc>
+      </w:tr>
+      <w:tr>
+        <w:tc>
+          <w:tcPr>
+            <w:tcW w:type="dxa" w:w="2232"/>
+          </w:tcPr>
+          <w:p>
+            <w:pPr>
+              <w:spacing w:after="40"/>
+            </w:pPr>
+            <w:r/>
+            <w:r>
+              <w:rPr>
+                <w:b w:val="0"/>
+                <w:sz w:val="18"/>
+              </w:rPr>
+              <w:t>is_active</w:t>
+            </w:r>
+          </w:p>
+        </w:tc>
+        <w:tc>
+          <w:tcPr>
+            <w:tcW w:type="dxa" w:w="7272"/>
+          </w:tcPr>
+          <w:p>
+            <w:pPr>
+              <w:spacing w:after="40"/>
+            </w:pPr>
+            <w:r/>
+            <w:r>
+              <w:rPr>
+                <w:b w:val="0"/>
+                <w:sz w:val="18"/>
+              </w:rPr>
+              <w:t>Preparação para exclusão lógica futura.</w:t>
+            </w:r>
+          </w:p>
+        </w:tc>
+      </w:tr>
+    </w:tbl>
+    <w:p/>
+    <w:p>
+      <w:pPr>
+        <w:pStyle w:val="Heading1"/>
+        <w:spacing w:before="240" w:after="100"/>
+      </w:pPr>
+      <w:r>
+        <w:rPr>
+          <w:color w:val="000000"/>
+        </w:rPr>
+        <w:t>8 Atualização incremental com MERGE</w:t>
+      </w:r>
+    </w:p>
+    <w:p>
+      <w:pPr>
+        <w:spacing w:after="120" w:line="269" w:lineRule="auto"/>
+      </w:pPr>
+      <w:r>
+        <w:t>O MERGE é a consulta diária principal. Ela lê o Parquet mais recente pela Raw externa, aplica tratamentos temporariamente e compara cada source_row_id com a Silver. Não cria outra tabela física.</w:t>
       </w:r>
     </w:p>
     <w:p>
       <w:pPr>
         <w:pStyle w:val="Heading2"/>
-        <w:spacing w:before="160" w:after="120"/>
+        <w:spacing w:before="160" w:after="100"/>
       </w:pPr>
       <w:r>
-        <w:t>4 1 Endpoint e orquestracao</w:t>
-      </w:r>
-    </w:p>
-    <w:p>
-      <w:r>
-        <w:t>A funcao ingest_payments e o contrato HTTP. Quando ela recebe uma requisicao, chama run_ingestion. O tratamento de excecao devolve apenas uma mensagem generica ao cliente e registra o detalhe no Cloud Logging. Isso evita expor token, caminho interno ou stack trace.</w:t>
+        <w:rPr>
+          <w:color w:val="000000"/>
+        </w:rPr>
+        <w:t>8 1 Identificar o arquivo novo</w:t>
       </w:r>
     </w:p>
     <w:p>
       <w:pPr>
-        <w:spacing w:before="60" w:after="160"/>
-        <w:shd w:fill="F3F5F7"/>
+        <w:spacing w:after="160" w:before="60"/>
+        <w:ind w:left="317" w:right="317"/>
+        <w:shd w:fill="F1F3F5"/>
       </w:pPr>
       <w:r>
         <w:rPr>
           <w:rFonts w:ascii="Consolas" w:hAnsi="Consolas"/>
-          <w:sz w:val="17"/>
+          <w:sz w:val="16"/>
         </w:rPr>
-        <w:t>POST /  -&gt;  ingest_payments(request)  -&gt;  run_ingestion()</w:t>
+        <w:t>WITH latest_raw_file AS (</w:t>
+        <w:br/>
+        <w:t xml:space="preserve">  SELECT MAX(_FILE_NAME) AS file_name</w:t>
+        <w:br/>
+        <w:t xml:space="preserve">  FROM Raw.payments_external</w:t>
+        <w:br/>
+        <w:t>)</w:t>
+      </w:r>
+    </w:p>
+    <w:p>
+      <w:pPr>
+        <w:spacing w:after="120" w:line="269" w:lineRule="auto"/>
+      </w:pPr>
+      <w:r>
+        <w:t>MAX(_FILE_NAME) encontra o arquivo com a data mais recente. Como o padrão de nome usa YYYY-MM-DD, a ordem alfabética coincide com a ordem cronológica.</w:t>
       </w:r>
     </w:p>
     <w:p>
       <w:pPr>
         <w:pStyle w:val="Heading2"/>
-        <w:spacing w:before="160" w:after="120"/>
+        <w:spacing w:before="160" w:after="100"/>
       </w:pPr>
       <w:r>
-        <w:t>4 2 Extracao paginada com Polars</w:t>
+        <w:rPr>
+          <w:color w:val="000000"/>
+        </w:rPr>
+        <w:t>8 2 Tratar os campos</w:t>
       </w:r>
     </w:p>
     <w:p>
+      <w:pPr>
+        <w:spacing w:after="160" w:before="60"/>
+        <w:ind w:left="317" w:right="317"/>
+        <w:shd w:fill="F1F3F5"/>
+      </w:pPr>
       <w:r>
-        <w:t>extract_payments faz chamadas POST para a API Socrata em paginas de 5.000 linhas. Cada resposta vira um DataFrame Polars. O loop encerra quando a API retorna uma pagina vazia ou menor que o tamanho configurado. Depois, os lotes sao unidos com pl.concat.</w:t>
+        <w:rPr>
+          <w:rFonts w:ascii="Consolas" w:hAnsi="Consolas"/>
+          <w:sz w:val="16"/>
+        </w:rPr>
+        <w:t>SAFE_CAST(REGEXP_REPLACE(amount, r'[$,]', '') AS NUMERIC)</w:t>
+        <w:br/>
+        <w:t>COALESCE(SAFE_CAST(check_date AS DATE), SAFE.PARSE_DATE('%m/%d/%Y', check_date))</w:t>
+      </w:r>
+    </w:p>
+    <w:p>
+      <w:pPr>
+        <w:spacing w:after="120" w:line="269" w:lineRule="auto"/>
+      </w:pPr>
+      <w:r>
+        <w:t>O valor monetário chega como texto e pode conter cifrão ou vírgula. A expressão limpa esses símbolos e converte para NUMERIC. A data também chega como texto; a consulta tenta formatos comuns sem quebrar a execução caso um valor esteja inválido. SAFE_CAST e SAFE.PARSE_DATE retornam NULL em vez de falhar a consulta inteira.</w:t>
+      </w:r>
+    </w:p>
+    <w:p>
+      <w:pPr>
+        <w:pStyle w:val="Heading2"/>
+        <w:spacing w:before="160" w:after="100"/>
+      </w:pPr>
+      <w:r>
+        <w:rPr>
+          <w:color w:val="000000"/>
+        </w:rPr>
+        <w:t>8 3 Detectar mudança</w:t>
+      </w:r>
+    </w:p>
+    <w:p>
+      <w:pPr>
+        <w:spacing w:after="160" w:before="60"/>
+        <w:ind w:left="317" w:right="317"/>
+        <w:shd w:fill="F1F3F5"/>
+      </w:pPr>
+      <w:r>
+        <w:rPr>
+          <w:rFonts w:ascii="Consolas" w:hAnsi="Consolas"/>
+          <w:sz w:val="16"/>
+        </w:rPr>
+        <w:t>record_hash = SHA256 dos campos de negócio</w:t>
+      </w:r>
+    </w:p>
+    <w:p>
+      <w:pPr>
+        <w:spacing w:after="120" w:line="269" w:lineRule="auto"/>
+      </w:pPr>
+      <w:r>
+        <w:t>O hash é uma assinatura do conteúdo da linha. Se valor, data, contrato, departamento ou fornecedor mudar, o hash muda. Assim, a consulta atualiza somente registros realmente alterados, sem comparar todas as colunas manualmente.</w:t>
+      </w:r>
+    </w:p>
+    <w:p>
+      <w:pPr>
+        <w:pStyle w:val="Heading2"/>
+        <w:spacing w:before="160" w:after="100"/>
+      </w:pPr>
+      <w:r>
+        <w:rPr>
+          <w:color w:val="000000"/>
+        </w:rPr>
+        <w:t>8 4 Decidir a ação</w:t>
+      </w:r>
+    </w:p>
+    <w:tbl>
+      <w:tblPr>
+        <w:tblStyle w:val="TableGrid"/>
+        <w:tblW w:type="auto" w:w="0"/>
+        <w:tblLayout w:type="fixed"/>
+        <w:tblLook w:firstColumn="1" w:firstRow="1" w:lastColumn="0" w:lastRow="0" w:noHBand="0" w:noVBand="1" w:val="04A0"/>
+        <w:tblBorders>
+          <w:top w:val="single" w:sz="4" w:color="D9D9D9"/>
+          <w:left w:val="single" w:sz="4" w:color="D9D9D9"/>
+          <w:bottom w:val="single" w:sz="4" w:color="D9D9D9"/>
+          <w:right w:val="single" w:sz="4" w:color="D9D9D9"/>
+          <w:insideH w:val="single" w:sz="4" w:color="D9D9D9"/>
+          <w:insideV w:val="single" w:sz="4" w:color="D9D9D9"/>
+        </w:tblBorders>
+      </w:tblPr>
+      <w:tblGrid>
+        <w:gridCol w:w="3389"/>
+        <w:gridCol w:w="3389"/>
+        <w:gridCol w:w="3389"/>
+      </w:tblGrid>
+      <w:tr>
+        <w:tc>
+          <w:tcPr>
+            <w:tcW w:type="dxa" w:w="2880"/>
+            <w:shd w:fill="17365D"/>
+          </w:tcPr>
+          <w:p>
+            <w:pPr>
+              <w:spacing w:after="40"/>
+            </w:pPr>
+            <w:r/>
+            <w:r>
+              <w:rPr>
+                <w:b/>
+                <w:color w:val="FFFFFF"/>
+                <w:sz w:val="18"/>
+              </w:rPr>
+              <w:t>Situação encontrada</w:t>
+            </w:r>
+          </w:p>
+        </w:tc>
+        <w:tc>
+          <w:tcPr>
+            <w:tcW w:type="dxa" w:w="3024"/>
+            <w:shd w:fill="17365D"/>
+          </w:tcPr>
+          <w:p>
+            <w:pPr>
+              <w:spacing w:after="40"/>
+            </w:pPr>
+            <w:r/>
+            <w:r>
+              <w:rPr>
+                <w:b/>
+                <w:color w:val="FFFFFF"/>
+                <w:sz w:val="18"/>
+              </w:rPr>
+              <w:t>Ação do MERGE</w:t>
+            </w:r>
+          </w:p>
+        </w:tc>
+        <w:tc>
+          <w:tcPr>
+            <w:tcW w:type="dxa" w:w="3600"/>
+            <w:shd w:fill="17365D"/>
+          </w:tcPr>
+          <w:p>
+            <w:pPr>
+              <w:spacing w:after="40"/>
+            </w:pPr>
+            <w:r/>
+            <w:r>
+              <w:rPr>
+                <w:b/>
+                <w:color w:val="FFFFFF"/>
+                <w:sz w:val="18"/>
+              </w:rPr>
+              <w:t>Efeito</w:t>
+            </w:r>
+          </w:p>
+        </w:tc>
+      </w:tr>
+      <w:tr>
+        <w:tc>
+          <w:tcPr>
+            <w:tcW w:type="dxa" w:w="2880"/>
+          </w:tcPr>
+          <w:p>
+            <w:pPr>
+              <w:spacing w:after="40"/>
+            </w:pPr>
+            <w:r/>
+            <w:r>
+              <w:rPr>
+                <w:b w:val="0"/>
+                <w:sz w:val="18"/>
+              </w:rPr>
+              <w:t>ID não existe na Silver</w:t>
+            </w:r>
+          </w:p>
+        </w:tc>
+        <w:tc>
+          <w:tcPr>
+            <w:tcW w:type="dxa" w:w="3024"/>
+          </w:tcPr>
+          <w:p>
+            <w:pPr>
+              <w:spacing w:after="40"/>
+            </w:pPr>
+            <w:r/>
+            <w:r>
+              <w:rPr>
+                <w:b w:val="0"/>
+                <w:sz w:val="18"/>
+              </w:rPr>
+              <w:t>WHEN NOT MATCHED INSERT</w:t>
+            </w:r>
+          </w:p>
+        </w:tc>
+        <w:tc>
+          <w:tcPr>
+            <w:tcW w:type="dxa" w:w="3600"/>
+          </w:tcPr>
+          <w:p>
+            <w:pPr>
+              <w:spacing w:after="40"/>
+            </w:pPr>
+            <w:r/>
+            <w:r>
+              <w:rPr>
+                <w:b w:val="0"/>
+                <w:sz w:val="18"/>
+              </w:rPr>
+              <w:t>Inclui a linha e preenche created_at e updated_at.</w:t>
+            </w:r>
+          </w:p>
+        </w:tc>
+      </w:tr>
+      <w:tr>
+        <w:tc>
+          <w:tcPr>
+            <w:tcW w:type="dxa" w:w="2880"/>
+            <w:shd w:fill="F4F7FA"/>
+          </w:tcPr>
+          <w:p>
+            <w:pPr>
+              <w:spacing w:after="40"/>
+            </w:pPr>
+            <w:r/>
+            <w:r>
+              <w:rPr>
+                <w:b w:val="0"/>
+                <w:sz w:val="18"/>
+              </w:rPr>
+              <w:t>ID existe e hash mudou</w:t>
+            </w:r>
+          </w:p>
+        </w:tc>
+        <w:tc>
+          <w:tcPr>
+            <w:tcW w:type="dxa" w:w="3024"/>
+            <w:shd w:fill="F4F7FA"/>
+          </w:tcPr>
+          <w:p>
+            <w:pPr>
+              <w:spacing w:after="40"/>
+            </w:pPr>
+            <w:r/>
+            <w:r>
+              <w:rPr>
+                <w:b w:val="0"/>
+                <w:sz w:val="18"/>
+              </w:rPr>
+              <w:t>WHEN MATCHED UPDATE</w:t>
+            </w:r>
+          </w:p>
+        </w:tc>
+        <w:tc>
+          <w:tcPr>
+            <w:tcW w:type="dxa" w:w="3600"/>
+            <w:shd w:fill="F4F7FA"/>
+          </w:tcPr>
+          <w:p>
+            <w:pPr>
+              <w:spacing w:after="40"/>
+            </w:pPr>
+            <w:r/>
+            <w:r>
+              <w:rPr>
+                <w:b w:val="0"/>
+                <w:sz w:val="18"/>
+              </w:rPr>
+              <w:t>Atualiza dados, hash e updated_at.</w:t>
+            </w:r>
+          </w:p>
+        </w:tc>
+      </w:tr>
+      <w:tr>
+        <w:tc>
+          <w:tcPr>
+            <w:tcW w:type="dxa" w:w="2880"/>
+          </w:tcPr>
+          <w:p>
+            <w:pPr>
+              <w:spacing w:after="40"/>
+            </w:pPr>
+            <w:r/>
+            <w:r>
+              <w:rPr>
+                <w:b w:val="0"/>
+                <w:sz w:val="18"/>
+              </w:rPr>
+              <w:t>ID existe e hash é igual</w:t>
+            </w:r>
+          </w:p>
+        </w:tc>
+        <w:tc>
+          <w:tcPr>
+            <w:tcW w:type="dxa" w:w="3024"/>
+          </w:tcPr>
+          <w:p>
+            <w:pPr>
+              <w:spacing w:after="40"/>
+            </w:pPr>
+            <w:r/>
+            <w:r>
+              <w:rPr>
+                <w:b w:val="0"/>
+                <w:sz w:val="18"/>
+              </w:rPr>
+              <w:t>Nenhuma alteração</w:t>
+            </w:r>
+          </w:p>
+        </w:tc>
+        <w:tc>
+          <w:tcPr>
+            <w:tcW w:type="dxa" w:w="3600"/>
+          </w:tcPr>
+          <w:p>
+            <w:pPr>
+              <w:spacing w:after="40"/>
+            </w:pPr>
+            <w:r/>
+            <w:r>
+              <w:rPr>
+                <w:b w:val="0"/>
+                <w:sz w:val="18"/>
+              </w:rPr>
+              <w:t>Evita escrita desnecessária.</w:t>
+            </w:r>
+          </w:p>
+        </w:tc>
+      </w:tr>
+      <w:tr>
+        <w:tc>
+          <w:tcPr>
+            <w:tcW w:type="dxa" w:w="2880"/>
+            <w:shd w:fill="F4F7FA"/>
+          </w:tcPr>
+          <w:p>
+            <w:pPr>
+              <w:spacing w:after="40"/>
+            </w:pPr>
+            <w:r/>
+            <w:r>
+              <w:rPr>
+                <w:b w:val="0"/>
+                <w:sz w:val="18"/>
+              </w:rPr>
+              <w:t>ID existe e estava inativo</w:t>
+            </w:r>
+          </w:p>
+        </w:tc>
+        <w:tc>
+          <w:tcPr>
+            <w:tcW w:type="dxa" w:w="3024"/>
+            <w:shd w:fill="F4F7FA"/>
+          </w:tcPr>
+          <w:p>
+            <w:pPr>
+              <w:spacing w:after="40"/>
+            </w:pPr>
+            <w:r/>
+            <w:r>
+              <w:rPr>
+                <w:b w:val="0"/>
+                <w:sz w:val="18"/>
+              </w:rPr>
+              <w:t>UPDATE is_active</w:t>
+            </w:r>
+          </w:p>
+        </w:tc>
+        <w:tc>
+          <w:tcPr>
+            <w:tcW w:type="dxa" w:w="3600"/>
+            <w:shd w:fill="F4F7FA"/>
+          </w:tcPr>
+          <w:p>
+            <w:pPr>
+              <w:spacing w:after="40"/>
+            </w:pPr>
+            <w:r/>
+            <w:r>
+              <w:rPr>
+                <w:b w:val="0"/>
+                <w:sz w:val="18"/>
+              </w:rPr>
+              <w:t>Reativa a linha.</w:t>
+            </w:r>
+          </w:p>
+        </w:tc>
+      </w:tr>
+    </w:tbl>
+    <w:p/>
+    <w:p>
+      <w:pPr>
+        <w:pStyle w:val="Heading1"/>
+        <w:spacing w:before="240" w:after="100"/>
+      </w:pPr>
+      <w:r>
+        <w:rPr>
+          <w:color w:val="000000"/>
+        </w:rPr>
+        <w:t>9 Programação diária</w:t>
+      </w:r>
+    </w:p>
+    <w:p>
+      <w:pPr>
+        <w:spacing w:after="120" w:line="269" w:lineRule="auto"/>
+      </w:pPr>
+      <w:r>
+        <w:t>Nesta primeira versão, use dois agendamentos com intervalo entre eles. O primeiro chama a aplicação. O segundo executa a consulta MERGE no BigQuery. O intervalo reduz o risco de o SQL começar antes de o Parquet chegar ao bucket.</w:t>
+      </w:r>
+    </w:p>
+    <w:tbl>
+      <w:tblPr>
+        <w:tblStyle w:val="TableGrid"/>
+        <w:tblW w:type="auto" w:w="0"/>
+        <w:tblLayout w:type="fixed"/>
+        <w:tblLook w:firstColumn="1" w:firstRow="1" w:lastColumn="0" w:lastRow="0" w:noHBand="0" w:noVBand="1" w:val="04A0"/>
+        <w:tblBorders>
+          <w:top w:val="single" w:sz="4" w:color="D9D9D9"/>
+          <w:left w:val="single" w:sz="4" w:color="D9D9D9"/>
+          <w:bottom w:val="single" w:sz="4" w:color="D9D9D9"/>
+          <w:right w:val="single" w:sz="4" w:color="D9D9D9"/>
+          <w:insideH w:val="single" w:sz="4" w:color="D9D9D9"/>
+          <w:insideV w:val="single" w:sz="4" w:color="D9D9D9"/>
+        </w:tblBorders>
+      </w:tblPr>
+      <w:tblGrid>
+        <w:gridCol w:w="3389"/>
+        <w:gridCol w:w="3389"/>
+        <w:gridCol w:w="3389"/>
+      </w:tblGrid>
+      <w:tr>
+        <w:tc>
+          <w:tcPr>
+            <w:tcW w:type="dxa" w:w="1728"/>
+            <w:shd w:fill="17365D"/>
+          </w:tcPr>
+          <w:p>
+            <w:pPr>
+              <w:spacing w:after="40"/>
+            </w:pPr>
+            <w:r/>
+            <w:r>
+              <w:rPr>
+                <w:b/>
+                <w:color w:val="FFFFFF"/>
+                <w:sz w:val="18"/>
+              </w:rPr>
+              <w:t>Horário exemplo</w:t>
+            </w:r>
+          </w:p>
+        </w:tc>
+        <w:tc>
+          <w:tcPr>
+            <w:tcW w:type="dxa" w:w="3888"/>
+            <w:shd w:fill="17365D"/>
+          </w:tcPr>
+          <w:p>
+            <w:pPr>
+              <w:spacing w:after="40"/>
+            </w:pPr>
+            <w:r/>
+            <w:r>
+              <w:rPr>
+                <w:b/>
+                <w:color w:val="FFFFFF"/>
+                <w:sz w:val="18"/>
+              </w:rPr>
+              <w:t>Ação</w:t>
+            </w:r>
+          </w:p>
+        </w:tc>
+        <w:tc>
+          <w:tcPr>
+            <w:tcW w:type="dxa" w:w="3888"/>
+            <w:shd w:fill="17365D"/>
+          </w:tcPr>
+          <w:p>
+            <w:pPr>
+              <w:spacing w:after="40"/>
+            </w:pPr>
+            <w:r/>
+            <w:r>
+              <w:rPr>
+                <w:b/>
+                <w:color w:val="FFFFFF"/>
+                <w:sz w:val="18"/>
+              </w:rPr>
+              <w:t>Por que</w:t>
+            </w:r>
+          </w:p>
+        </w:tc>
+      </w:tr>
+      <w:tr>
+        <w:tc>
+          <w:tcPr>
+            <w:tcW w:type="dxa" w:w="1728"/>
+          </w:tcPr>
+          <w:p>
+            <w:pPr>
+              <w:spacing w:after="40"/>
+            </w:pPr>
+            <w:r/>
+            <w:r>
+              <w:rPr>
+                <w:b w:val="0"/>
+                <w:sz w:val="18"/>
+              </w:rPr>
+              <w:t>06:00</w:t>
+            </w:r>
+          </w:p>
+        </w:tc>
+        <w:tc>
+          <w:tcPr>
+            <w:tcW w:type="dxa" w:w="3888"/>
+          </w:tcPr>
+          <w:p>
+            <w:pPr>
+              <w:spacing w:after="40"/>
+            </w:pPr>
+            <w:r/>
+            <w:r>
+              <w:rPr>
+                <w:b w:val="0"/>
+                <w:sz w:val="18"/>
+              </w:rPr>
+              <w:t>Cloud Scheduler chama o Cloud Run</w:t>
+            </w:r>
+          </w:p>
+        </w:tc>
+        <w:tc>
+          <w:tcPr>
+            <w:tcW w:type="dxa" w:w="3888"/>
+          </w:tcPr>
+          <w:p>
+            <w:pPr>
+              <w:spacing w:after="40"/>
+            </w:pPr>
+            <w:r/>
+            <w:r>
+              <w:rPr>
+                <w:b w:val="0"/>
+                <w:sz w:val="18"/>
+              </w:rPr>
+              <w:t>Gera a nova carga Bronze.</w:t>
+            </w:r>
+          </w:p>
+        </w:tc>
+      </w:tr>
+      <w:tr>
+        <w:tc>
+          <w:tcPr>
+            <w:tcW w:type="dxa" w:w="1728"/>
+            <w:shd w:fill="F4F7FA"/>
+          </w:tcPr>
+          <w:p>
+            <w:pPr>
+              <w:spacing w:after="40"/>
+            </w:pPr>
+            <w:r/>
+            <w:r>
+              <w:rPr>
+                <w:b w:val="0"/>
+                <w:sz w:val="18"/>
+              </w:rPr>
+              <w:t>06:30</w:t>
+            </w:r>
+          </w:p>
+        </w:tc>
+        <w:tc>
+          <w:tcPr>
+            <w:tcW w:type="dxa" w:w="3888"/>
+            <w:shd w:fill="F4F7FA"/>
+          </w:tcPr>
+          <w:p>
+            <w:pPr>
+              <w:spacing w:after="40"/>
+            </w:pPr>
+            <w:r/>
+            <w:r>
+              <w:rPr>
+                <w:b w:val="0"/>
+                <w:sz w:val="18"/>
+              </w:rPr>
+              <w:t>BigQuery Scheduled Query executa MERGE</w:t>
+            </w:r>
+          </w:p>
+        </w:tc>
+        <w:tc>
+          <w:tcPr>
+            <w:tcW w:type="dxa" w:w="3888"/>
+            <w:shd w:fill="F4F7FA"/>
+          </w:tcPr>
+          <w:p>
+            <w:pPr>
+              <w:spacing w:after="40"/>
+            </w:pPr>
+            <w:r/>
+            <w:r>
+              <w:rPr>
+                <w:b w:val="0"/>
+                <w:sz w:val="18"/>
+              </w:rPr>
+              <w:t>Atualiza Silver usando o arquivo já enviado.</w:t>
+            </w:r>
+          </w:p>
+        </w:tc>
+      </w:tr>
+    </w:tbl>
+    <w:p/>
+    <w:p>
+      <w:pPr>
+        <w:spacing w:after="120" w:line="269" w:lineRule="auto"/>
+      </w:pPr>
+      <w:r>
+        <w:t>Para maior confiabilidade no futuro, substitua a dependência de horário por um fluxo orquestrado: Cloud Workflows, Airflow ou Composer espera o término bem sucedido da ingestão e só então dispara a transformação.</w:t>
+      </w:r>
+    </w:p>
+    <w:p>
+      <w:pPr>
+        <w:pStyle w:val="Heading1"/>
+        <w:spacing w:before="240" w:after="100"/>
+      </w:pPr>
+      <w:r>
+        <w:rPr>
+          <w:color w:val="000000"/>
+        </w:rPr>
+        <w:t>10 Validações que devem acompanhar cada execução</w:t>
       </w:r>
     </w:p>
     <w:p>
@@ -1030,7 +2315,7 @@
         <w:spacing w:after="60"/>
       </w:pPr>
       <w:r>
-        <w:t>PAGE_SIZE limita a quantidade de registros recebidos em cada chamada e torna o progresso observavel.</w:t>
+        <w:t>Validar se source_row_id está preenchido e é único no arquivo novo.</w:t>
       </w:r>
     </w:p>
     <w:p>
@@ -1039,7 +2324,7 @@
         <w:spacing w:after="60"/>
       </w:pPr>
       <w:r>
-        <w:t>requests.Session reaproveita a conexao HTTP durante o loop.</w:t>
+        <w:t>Comparar a quantidade de linhas da Bronze com a quantidade esperada da API.</w:t>
       </w:r>
     </w:p>
     <w:p>
@@ -1048,7 +2333,7 @@
         <w:spacing w:after="60"/>
       </w:pPr>
       <w:r>
-        <w:t>response.raise_for_status interrompe a execucao diante de erro HTTP, como 403 ou 429.</w:t>
+        <w:t>Contar valores inválidos após casts de amount e check_date.</w:t>
       </w:r>
     </w:p>
     <w:p>
@@ -1057,874 +2342,7 @@
         <w:spacing w:after="60"/>
       </w:pPr>
       <w:r>
-        <w:t>strict=False permite que Polars aceite pequenas divergencias de tipo da fonte. Ainda assim, a camada Silver devera validar tipos e regras de negocio.</w:t>
-      </w:r>
-    </w:p>
-    <w:p>
-      <w:pPr>
-        <w:pStyle w:val="Heading2"/>
-        <w:spacing w:before="160" w:after="120"/>
-      </w:pPr>
-      <w:r>
-        <w:t>4 3 Persistencia e carga</w:t>
-      </w:r>
-    </w:p>
-    <w:p>
-      <w:r>
-        <w:t>load.py primeiro escreve o DataFrame em /tmp/payments.parquet quando esta no Cloud Run. O disco local da instancia e temporario e nao deve ser considerado camada de armazenamento. Depois, upload_raw_to_gcs envia o arquivo ao bucket em um caminho particionado por data de extracao.</w:t>
-      </w:r>
-    </w:p>
-    <w:p>
-      <w:pPr>
-        <w:spacing w:before="60" w:after="160"/>
-        <w:shd w:fill="F3F5F7"/>
-      </w:pPr>
-      <w:r>
-        <w:rPr>
-          <w:rFonts w:ascii="Consolas" w:hAnsi="Consolas"/>
-          <w:sz w:val="17"/>
-        </w:rPr>
-        <w:t>gs://&lt;bucket&gt;/raw/payments/extracted_at=AAAA-MM-DD/payments_AAAAMMDDTHHMMSSZ.parquet</w:t>
-      </w:r>
-    </w:p>
-    <w:p>
-      <w:r>
-        <w:t>A data no caminho permite localizar a execucao que produziu cada arquivo e facilita auditoria, reprocessamento e futuras cargas incrementais.</w:t>
-      </w:r>
-    </w:p>
-    <w:p>
-      <w:pPr>
-        <w:pStyle w:val="Heading1"/>
-        <w:spacing w:before="280" w:after="120"/>
-      </w:pPr>
-      <w:r>
-        <w:t>5 Container e porta 8080</w:t>
-      </w:r>
-    </w:p>
-    <w:p>
-      <w:r>
-        <w:t>O erro inicial de deploy ocorreu porque o container executava main.py e terminava. Cloud Run so considera uma revisao saudavel quando o processo fica ativo e escuta a porta definida na variavel PORT.</w:t>
-      </w:r>
-    </w:p>
-    <w:p>
-      <w:pPr>
-        <w:spacing w:before="60" w:after="160"/>
-        <w:shd w:fill="F3F5F7"/>
-      </w:pPr>
-      <w:r>
-        <w:rPr>
-          <w:rFonts w:ascii="Consolas" w:hAnsi="Consolas"/>
-          <w:sz w:val="17"/>
-        </w:rPr>
-        <w:t>CMD ["sh", "-c", "/app/.venv/bin/functions-framework --target ingest_payments --host 0.0.0.0 --port ${PORT:-8080}"]</w:t>
-      </w:r>
-    </w:p>
-    <w:p>
-      <w:r>
-        <w:t>Esse comando usa PORT fornecida pelo Cloud Run. O valor 8080 e apenas fallback para execucao local. A rota atual e a raiz da URL do servico; o Scheduler deve enviar POST para a URL completa, sem acrescentar /ingest.</w:t>
-      </w:r>
-    </w:p>
-    <w:p>
-      <w:pPr>
-        <w:pStyle w:val="Heading1"/>
-        <w:spacing w:before="280" w:after="120"/>
-      </w:pPr>
-      <w:r>
-        <w:t>6 Configuracao segura</w:t>
-      </w:r>
-    </w:p>
-    <w:tbl>
-      <w:tblPr>
-        <w:tblStyle w:val="TableGrid"/>
-        <w:tblW w:type="auto" w:w="0"/>
-        <w:jc w:val="center"/>
-        <w:tblLook w:firstColumn="1" w:firstRow="1" w:lastColumn="0" w:lastRow="0" w:noHBand="0" w:noVBand="1" w:val="04A0"/>
-      </w:tblPr>
-      <w:tblGrid>
-        <w:gridCol w:w="3360"/>
-        <w:gridCol w:w="3360"/>
-        <w:gridCol w:w="3360"/>
-      </w:tblGrid>
-      <w:tr>
-        <w:tc>
-          <w:tcPr>
-            <w:tcW w:type="dxa" w:w="3360"/>
-            <w:shd w:fill="183B56"/>
-            <w:tcMar>
-              <w:top w:w="100" w:type="dxa"/>
-              <w:start w:w="110" w:type="dxa"/>
-              <w:bottom w:w="100" w:type="dxa"/>
-              <w:end w:w="110" w:type="dxa"/>
-            </w:tcMar>
-            <w:vAlign w:val="center"/>
-          </w:tcPr>
-          <w:p>
-            <w:r>
-              <w:rPr>
-                <w:b/>
-                <w:color w:val="FFFFFF"/>
-                <w:sz w:val="18"/>
-              </w:rPr>
-              <w:t>Configuracao</w:t>
-            </w:r>
-          </w:p>
-        </w:tc>
-        <w:tc>
-          <w:tcPr>
-            <w:tcW w:type="dxa" w:w="3360"/>
-            <w:shd w:fill="183B56"/>
-            <w:tcMar>
-              <w:top w:w="100" w:type="dxa"/>
-              <w:start w:w="110" w:type="dxa"/>
-              <w:bottom w:w="100" w:type="dxa"/>
-              <w:end w:w="110" w:type="dxa"/>
-            </w:tcMar>
-            <w:vAlign w:val="center"/>
-          </w:tcPr>
-          <w:p>
-            <w:r>
-              <w:rPr>
-                <w:b/>
-                <w:color w:val="FFFFFF"/>
-                <w:sz w:val="18"/>
-              </w:rPr>
-              <w:t>Onde guardar</w:t>
-            </w:r>
-          </w:p>
-        </w:tc>
-        <w:tc>
-          <w:tcPr>
-            <w:tcW w:type="dxa" w:w="3360"/>
-            <w:shd w:fill="183B56"/>
-            <w:tcMar>
-              <w:top w:w="100" w:type="dxa"/>
-              <w:start w:w="110" w:type="dxa"/>
-              <w:bottom w:w="100" w:type="dxa"/>
-              <w:end w:w="110" w:type="dxa"/>
-            </w:tcMar>
-            <w:vAlign w:val="center"/>
-          </w:tcPr>
-          <w:p>
-            <w:r>
-              <w:rPr>
-                <w:b/>
-                <w:color w:val="FFFFFF"/>
-                <w:sz w:val="18"/>
-              </w:rPr>
-              <w:t>Uso</w:t>
-            </w:r>
-          </w:p>
-        </w:tc>
-      </w:tr>
-      <w:tr>
-        <w:tc>
-          <w:tcPr>
-            <w:tcW w:type="dxa" w:w="3360"/>
-            <w:tcMar>
-              <w:top w:w="100" w:type="dxa"/>
-              <w:start w:w="110" w:type="dxa"/>
-              <w:bottom w:w="100" w:type="dxa"/>
-              <w:end w:w="110" w:type="dxa"/>
-            </w:tcMar>
-            <w:vAlign w:val="center"/>
-          </w:tcPr>
-          <w:p>
-            <w:r>
-              <w:rPr>
-                <w:sz w:val="18"/>
-              </w:rPr>
-              <w:t>SOCRATA_APP_TOKEN</w:t>
-            </w:r>
-          </w:p>
-        </w:tc>
-        <w:tc>
-          <w:tcPr>
-            <w:tcW w:type="dxa" w:w="3360"/>
-            <w:tcMar>
-              <w:top w:w="100" w:type="dxa"/>
-              <w:start w:w="110" w:type="dxa"/>
-              <w:bottom w:w="100" w:type="dxa"/>
-              <w:end w:w="110" w:type="dxa"/>
-            </w:tcMar>
-            <w:vAlign w:val="center"/>
-          </w:tcPr>
-          <w:p>
-            <w:r>
-              <w:rPr>
-                <w:sz w:val="18"/>
-              </w:rPr>
-              <w:t>Secret Manager, injetado como variavel no Cloud Run.</w:t>
-            </w:r>
-          </w:p>
-        </w:tc>
-        <w:tc>
-          <w:tcPr>
-            <w:tcW w:type="dxa" w:w="3360"/>
-            <w:tcMar>
-              <w:top w:w="100" w:type="dxa"/>
-              <w:start w:w="110" w:type="dxa"/>
-              <w:bottom w:w="100" w:type="dxa"/>
-              <w:end w:w="110" w:type="dxa"/>
-            </w:tcMar>
-            <w:vAlign w:val="center"/>
-          </w:tcPr>
-          <w:p>
-            <w:r>
-              <w:rPr>
-                <w:sz w:val="18"/>
-              </w:rPr>
-              <w:t>Autentica a consulta na API Socrata e reduz risco de bloqueio.</w:t>
-            </w:r>
-          </w:p>
-        </w:tc>
-      </w:tr>
-      <w:tr>
-        <w:tc>
-          <w:tcPr>
-            <w:tcW w:type="dxa" w:w="3360"/>
-            <w:tcMar>
-              <w:top w:w="100" w:type="dxa"/>
-              <w:start w:w="110" w:type="dxa"/>
-              <w:bottom w:w="100" w:type="dxa"/>
-              <w:end w:w="110" w:type="dxa"/>
-            </w:tcMar>
-            <w:vAlign w:val="center"/>
-            <w:shd w:fill="EDF3F8"/>
-          </w:tcPr>
-          <w:p>
-            <w:r>
-              <w:rPr>
-                <w:sz w:val="18"/>
-              </w:rPr>
-              <w:t>GCS_BUCKET_NAME</w:t>
-            </w:r>
-          </w:p>
-        </w:tc>
-        <w:tc>
-          <w:tcPr>
-            <w:tcW w:type="dxa" w:w="3360"/>
-            <w:tcMar>
-              <w:top w:w="100" w:type="dxa"/>
-              <w:start w:w="110" w:type="dxa"/>
-              <w:bottom w:w="100" w:type="dxa"/>
-              <w:end w:w="110" w:type="dxa"/>
-            </w:tcMar>
-            <w:vAlign w:val="center"/>
-            <w:shd w:fill="EDF3F8"/>
-          </w:tcPr>
-          <w:p>
-            <w:r>
-              <w:rPr>
-                <w:sz w:val="18"/>
-              </w:rPr>
-              <w:t>Variavel de ambiente do Cloud Run.</w:t>
-            </w:r>
-          </w:p>
-        </w:tc>
-        <w:tc>
-          <w:tcPr>
-            <w:tcW w:type="dxa" w:w="3360"/>
-            <w:tcMar>
-              <w:top w:w="100" w:type="dxa"/>
-              <w:start w:w="110" w:type="dxa"/>
-              <w:bottom w:w="100" w:type="dxa"/>
-              <w:end w:w="110" w:type="dxa"/>
-            </w:tcMar>
-            <w:vAlign w:val="center"/>
-            <w:shd w:fill="EDF3F8"/>
-          </w:tcPr>
-          <w:p>
-            <w:r>
-              <w:rPr>
-                <w:sz w:val="18"/>
-              </w:rPr>
-              <w:t>Indica o bucket de destino, por exemplo dados-chicago-eduardo.</w:t>
-            </w:r>
-          </w:p>
-        </w:tc>
-      </w:tr>
-      <w:tr>
-        <w:tc>
-          <w:tcPr>
-            <w:tcW w:type="dxa" w:w="3360"/>
-            <w:tcMar>
-              <w:top w:w="100" w:type="dxa"/>
-              <w:start w:w="110" w:type="dxa"/>
-              <w:bottom w:w="100" w:type="dxa"/>
-              <w:end w:w="110" w:type="dxa"/>
-            </w:tcMar>
-            <w:vAlign w:val="center"/>
-          </w:tcPr>
-          <w:p>
-            <w:r>
-              <w:rPr>
-                <w:sz w:val="18"/>
-              </w:rPr>
-              <w:t>Service Account do Runtime</w:t>
-            </w:r>
-          </w:p>
-        </w:tc>
-        <w:tc>
-          <w:tcPr>
-            <w:tcW w:type="dxa" w:w="3360"/>
-            <w:tcMar>
-              <w:top w:w="100" w:type="dxa"/>
-              <w:start w:w="110" w:type="dxa"/>
-              <w:bottom w:w="100" w:type="dxa"/>
-              <w:end w:w="110" w:type="dxa"/>
-            </w:tcMar>
-            <w:vAlign w:val="center"/>
-          </w:tcPr>
-          <w:p>
-            <w:r>
-              <w:rPr>
-                <w:sz w:val="18"/>
-              </w:rPr>
-              <w:t>Configuracao do Cloud Run.</w:t>
-            </w:r>
-          </w:p>
-        </w:tc>
-        <w:tc>
-          <w:tcPr>
-            <w:tcW w:type="dxa" w:w="3360"/>
-            <w:tcMar>
-              <w:top w:w="100" w:type="dxa"/>
-              <w:start w:w="110" w:type="dxa"/>
-              <w:bottom w:w="100" w:type="dxa"/>
-              <w:end w:w="110" w:type="dxa"/>
-            </w:tcMar>
-            <w:vAlign w:val="center"/>
-          </w:tcPr>
-          <w:p>
-            <w:r>
-              <w:rPr>
-                <w:sz w:val="18"/>
-              </w:rPr>
-              <w:t>Identidade usada pelo codigo para gravar no bucket e ler segredo.</w:t>
-            </w:r>
-          </w:p>
-        </w:tc>
-      </w:tr>
-      <w:tr>
-        <w:tc>
-          <w:tcPr>
-            <w:tcW w:type="dxa" w:w="3360"/>
-            <w:tcMar>
-              <w:top w:w="100" w:type="dxa"/>
-              <w:start w:w="110" w:type="dxa"/>
-              <w:bottom w:w="100" w:type="dxa"/>
-              <w:end w:w="110" w:type="dxa"/>
-            </w:tcMar>
-            <w:vAlign w:val="center"/>
-            <w:shd w:fill="EDF3F8"/>
-          </w:tcPr>
-          <w:p>
-            <w:r>
-              <w:rPr>
-                <w:sz w:val="18"/>
-              </w:rPr>
-              <w:t>.env</w:t>
-            </w:r>
-          </w:p>
-        </w:tc>
-        <w:tc>
-          <w:tcPr>
-            <w:tcW w:type="dxa" w:w="3360"/>
-            <w:tcMar>
-              <w:top w:w="100" w:type="dxa"/>
-              <w:start w:w="110" w:type="dxa"/>
-              <w:bottom w:w="100" w:type="dxa"/>
-              <w:end w:w="110" w:type="dxa"/>
-            </w:tcMar>
-            <w:vAlign w:val="center"/>
-            <w:shd w:fill="EDF3F8"/>
-          </w:tcPr>
-          <w:p>
-            <w:r>
-              <w:rPr>
-                <w:sz w:val="18"/>
-              </w:rPr>
-              <w:t>Somente maquina local e listado no gitignore.</w:t>
-            </w:r>
-          </w:p>
-        </w:tc>
-        <w:tc>
-          <w:tcPr>
-            <w:tcW w:type="dxa" w:w="3360"/>
-            <w:tcMar>
-              <w:top w:w="100" w:type="dxa"/>
-              <w:start w:w="110" w:type="dxa"/>
-              <w:bottom w:w="100" w:type="dxa"/>
-              <w:end w:w="110" w:type="dxa"/>
-            </w:tcMar>
-            <w:vAlign w:val="center"/>
-            <w:shd w:fill="EDF3F8"/>
-          </w:tcPr>
-          <w:p>
-            <w:r>
-              <w:rPr>
-                <w:sz w:val="18"/>
-              </w:rPr>
-              <w:t>Facilita o teste local sem expor segredo no repositorio.</w:t>
-            </w:r>
-          </w:p>
-        </w:tc>
-      </w:tr>
-    </w:tbl>
-    <w:p>
-      <w:pPr>
-        <w:spacing w:after="80"/>
-      </w:pPr>
-    </w:p>
-    <w:p>
-      <w:r>
-        <w:t>O nome do bucket precisa usar letras minusculas, numeros e hifens. Underline nao e permitido. A Service Account do runtime deve receber apenas Storage Object Creator no bucket e Secret Manager Secret Accessor no segredo utilizado.</w:t>
-      </w:r>
-    </w:p>
-    <w:p>
-      <w:pPr>
-        <w:pStyle w:val="Heading1"/>
-        <w:spacing w:before="280" w:after="120"/>
-      </w:pPr>
-      <w:r>
-        <w:t>7 Identidades e permissoes</w:t>
-      </w:r>
-    </w:p>
-    <w:tbl>
-      <w:tblPr>
-        <w:tblStyle w:val="TableGrid"/>
-        <w:tblW w:type="auto" w:w="0"/>
-        <w:jc w:val="center"/>
-        <w:tblLook w:firstColumn="1" w:firstRow="1" w:lastColumn="0" w:lastRow="0" w:noHBand="0" w:noVBand="1" w:val="04A0"/>
-      </w:tblPr>
-      <w:tblGrid>
-        <w:gridCol w:w="3360"/>
-        <w:gridCol w:w="3360"/>
-        <w:gridCol w:w="3360"/>
-      </w:tblGrid>
-      <w:tr>
-        <w:tc>
-          <w:tcPr>
-            <w:tcW w:type="dxa" w:w="3360"/>
-            <w:shd w:fill="183B56"/>
-            <w:tcMar>
-              <w:top w:w="100" w:type="dxa"/>
-              <w:start w:w="110" w:type="dxa"/>
-              <w:bottom w:w="100" w:type="dxa"/>
-              <w:end w:w="110" w:type="dxa"/>
-            </w:tcMar>
-            <w:vAlign w:val="center"/>
-          </w:tcPr>
-          <w:p>
-            <w:r>
-              <w:rPr>
-                <w:b/>
-                <w:color w:val="FFFFFF"/>
-                <w:sz w:val="18"/>
-              </w:rPr>
-              <w:t>Identidade</w:t>
-            </w:r>
-          </w:p>
-        </w:tc>
-        <w:tc>
-          <w:tcPr>
-            <w:tcW w:type="dxa" w:w="3360"/>
-            <w:shd w:fill="183B56"/>
-            <w:tcMar>
-              <w:top w:w="100" w:type="dxa"/>
-              <w:start w:w="110" w:type="dxa"/>
-              <w:bottom w:w="100" w:type="dxa"/>
-              <w:end w:w="110" w:type="dxa"/>
-            </w:tcMar>
-            <w:vAlign w:val="center"/>
-          </w:tcPr>
-          <w:p>
-            <w:r>
-              <w:rPr>
-                <w:b/>
-                <w:color w:val="FFFFFF"/>
-                <w:sz w:val="18"/>
-              </w:rPr>
-              <w:t>Permissao minima</w:t>
-            </w:r>
-          </w:p>
-        </w:tc>
-        <w:tc>
-          <w:tcPr>
-            <w:tcW w:type="dxa" w:w="3360"/>
-            <w:shd w:fill="183B56"/>
-            <w:tcMar>
-              <w:top w:w="100" w:type="dxa"/>
-              <w:start w:w="110" w:type="dxa"/>
-              <w:bottom w:w="100" w:type="dxa"/>
-              <w:end w:w="110" w:type="dxa"/>
-            </w:tcMar>
-            <w:vAlign w:val="center"/>
-          </w:tcPr>
-          <w:p>
-            <w:r>
-              <w:rPr>
-                <w:b/>
-                <w:color w:val="FFFFFF"/>
-                <w:sz w:val="18"/>
-              </w:rPr>
-              <w:t>Finalidade</w:t>
-            </w:r>
-          </w:p>
-        </w:tc>
-      </w:tr>
-      <w:tr>
-        <w:tc>
-          <w:tcPr>
-            <w:tcW w:type="dxa" w:w="3360"/>
-            <w:tcMar>
-              <w:top w:w="100" w:type="dxa"/>
-              <w:start w:w="110" w:type="dxa"/>
-              <w:bottom w:w="100" w:type="dxa"/>
-              <w:end w:w="110" w:type="dxa"/>
-            </w:tcMar>
-            <w:vAlign w:val="center"/>
-          </w:tcPr>
-          <w:p>
-            <w:r>
-              <w:rPr>
-                <w:sz w:val="18"/>
-              </w:rPr>
-              <w:t>Cloud Build Service Agent</w:t>
-            </w:r>
-          </w:p>
-        </w:tc>
-        <w:tc>
-          <w:tcPr>
-            <w:tcW w:type="dxa" w:w="3360"/>
-            <w:tcMar>
-              <w:top w:w="100" w:type="dxa"/>
-              <w:start w:w="110" w:type="dxa"/>
-              <w:bottom w:w="100" w:type="dxa"/>
-              <w:end w:w="110" w:type="dxa"/>
-            </w:tcMar>
-            <w:vAlign w:val="center"/>
-          </w:tcPr>
-          <w:p>
-            <w:r>
-              <w:rPr>
-                <w:sz w:val="18"/>
-              </w:rPr>
-              <w:t>roles cloudbuild serviceAgent</w:t>
-            </w:r>
-          </w:p>
-        </w:tc>
-        <w:tc>
-          <w:tcPr>
-            <w:tcW w:type="dxa" w:w="3360"/>
-            <w:tcMar>
-              <w:top w:w="100" w:type="dxa"/>
-              <w:start w:w="110" w:type="dxa"/>
-              <w:bottom w:w="100" w:type="dxa"/>
-              <w:end w:w="110" w:type="dxa"/>
-            </w:tcMar>
-            <w:vAlign w:val="center"/>
-          </w:tcPr>
-          <w:p>
-            <w:r>
-              <w:rPr>
-                <w:sz w:val="18"/>
-              </w:rPr>
-              <w:t>Le o Developer Connect e executa o build a partir do GitHub.</w:t>
-            </w:r>
-          </w:p>
-        </w:tc>
-      </w:tr>
-      <w:tr>
-        <w:tc>
-          <w:tcPr>
-            <w:tcW w:type="dxa" w:w="3360"/>
-            <w:tcMar>
-              <w:top w:w="100" w:type="dxa"/>
-              <w:start w:w="110" w:type="dxa"/>
-              <w:bottom w:w="100" w:type="dxa"/>
-              <w:end w:w="110" w:type="dxa"/>
-            </w:tcMar>
-            <w:vAlign w:val="center"/>
-            <w:shd w:fill="EDF3F8"/>
-          </w:tcPr>
-          <w:p>
-            <w:r>
-              <w:rPr>
-                <w:sz w:val="18"/>
-              </w:rPr>
-              <w:t>Service Account do Cloud Run</w:t>
-            </w:r>
-          </w:p>
-        </w:tc>
-        <w:tc>
-          <w:tcPr>
-            <w:tcW w:type="dxa" w:w="3360"/>
-            <w:tcMar>
-              <w:top w:w="100" w:type="dxa"/>
-              <w:start w:w="110" w:type="dxa"/>
-              <w:bottom w:w="100" w:type="dxa"/>
-              <w:end w:w="110" w:type="dxa"/>
-            </w:tcMar>
-            <w:vAlign w:val="center"/>
-            <w:shd w:fill="EDF3F8"/>
-          </w:tcPr>
-          <w:p>
-            <w:r>
-              <w:rPr>
-                <w:sz w:val="18"/>
-              </w:rPr>
-              <w:t>Storage Object Creator no bucket</w:t>
-            </w:r>
-          </w:p>
-        </w:tc>
-        <w:tc>
-          <w:tcPr>
-            <w:tcW w:type="dxa" w:w="3360"/>
-            <w:tcMar>
-              <w:top w:w="100" w:type="dxa"/>
-              <w:start w:w="110" w:type="dxa"/>
-              <w:bottom w:w="100" w:type="dxa"/>
-              <w:end w:w="110" w:type="dxa"/>
-            </w:tcMar>
-            <w:vAlign w:val="center"/>
-            <w:shd w:fill="EDF3F8"/>
-          </w:tcPr>
-          <w:p>
-            <w:r>
-              <w:rPr>
-                <w:sz w:val="18"/>
-              </w:rPr>
-              <w:t>Envia o Parquet para a camada Raw.</w:t>
-            </w:r>
-          </w:p>
-        </w:tc>
-      </w:tr>
-      <w:tr>
-        <w:tc>
-          <w:tcPr>
-            <w:tcW w:type="dxa" w:w="3360"/>
-            <w:tcMar>
-              <w:top w:w="100" w:type="dxa"/>
-              <w:start w:w="110" w:type="dxa"/>
-              <w:bottom w:w="100" w:type="dxa"/>
-              <w:end w:w="110" w:type="dxa"/>
-            </w:tcMar>
-            <w:vAlign w:val="center"/>
-          </w:tcPr>
-          <w:p>
-            <w:r>
-              <w:rPr>
-                <w:sz w:val="18"/>
-              </w:rPr>
-              <w:t>Service Account do Cloud Run</w:t>
-            </w:r>
-          </w:p>
-        </w:tc>
-        <w:tc>
-          <w:tcPr>
-            <w:tcW w:type="dxa" w:w="3360"/>
-            <w:tcMar>
-              <w:top w:w="100" w:type="dxa"/>
-              <w:start w:w="110" w:type="dxa"/>
-              <w:bottom w:w="100" w:type="dxa"/>
-              <w:end w:w="110" w:type="dxa"/>
-            </w:tcMar>
-            <w:vAlign w:val="center"/>
-          </w:tcPr>
-          <w:p>
-            <w:r>
-              <w:rPr>
-                <w:sz w:val="18"/>
-              </w:rPr>
-              <w:t>Secret Manager Secret Accessor no segredo</w:t>
-            </w:r>
-          </w:p>
-        </w:tc>
-        <w:tc>
-          <w:tcPr>
-            <w:tcW w:type="dxa" w:w="3360"/>
-            <w:tcMar>
-              <w:top w:w="100" w:type="dxa"/>
-              <w:start w:w="110" w:type="dxa"/>
-              <w:bottom w:w="100" w:type="dxa"/>
-              <w:end w:w="110" w:type="dxa"/>
-            </w:tcMar>
-            <w:vAlign w:val="center"/>
-          </w:tcPr>
-          <w:p>
-            <w:r>
-              <w:rPr>
-                <w:sz w:val="18"/>
-              </w:rPr>
-              <w:t>Le SOCRATA_APP_TOKEN sem inserir o token no Git.</w:t>
-            </w:r>
-          </w:p>
-        </w:tc>
-      </w:tr>
-      <w:tr>
-        <w:tc>
-          <w:tcPr>
-            <w:tcW w:type="dxa" w:w="3360"/>
-            <w:tcMar>
-              <w:top w:w="100" w:type="dxa"/>
-              <w:start w:w="110" w:type="dxa"/>
-              <w:bottom w:w="100" w:type="dxa"/>
-              <w:end w:w="110" w:type="dxa"/>
-            </w:tcMar>
-            <w:vAlign w:val="center"/>
-            <w:shd w:fill="EDF3F8"/>
-          </w:tcPr>
-          <w:p>
-            <w:r>
-              <w:rPr>
-                <w:sz w:val="18"/>
-              </w:rPr>
-              <w:t>Service Account do Scheduler</w:t>
-            </w:r>
-          </w:p>
-        </w:tc>
-        <w:tc>
-          <w:tcPr>
-            <w:tcW w:type="dxa" w:w="3360"/>
-            <w:tcMar>
-              <w:top w:w="100" w:type="dxa"/>
-              <w:start w:w="110" w:type="dxa"/>
-              <w:bottom w:w="100" w:type="dxa"/>
-              <w:end w:w="110" w:type="dxa"/>
-            </w:tcMar>
-            <w:vAlign w:val="center"/>
-            <w:shd w:fill="EDF3F8"/>
-          </w:tcPr>
-          <w:p>
-            <w:r>
-              <w:rPr>
-                <w:sz w:val="18"/>
-              </w:rPr>
-              <w:t>Cloud Run Invoker no servico</w:t>
-            </w:r>
-          </w:p>
-        </w:tc>
-        <w:tc>
-          <w:tcPr>
-            <w:tcW w:type="dxa" w:w="3360"/>
-            <w:tcMar>
-              <w:top w:w="100" w:type="dxa"/>
-              <w:start w:w="110" w:type="dxa"/>
-              <w:bottom w:w="100" w:type="dxa"/>
-              <w:end w:w="110" w:type="dxa"/>
-            </w:tcMar>
-            <w:vAlign w:val="center"/>
-            <w:shd w:fill="EDF3F8"/>
-          </w:tcPr>
-          <w:p>
-            <w:r>
-              <w:rPr>
-                <w:sz w:val="18"/>
-              </w:rPr>
-              <w:t>Chama a URL privada diariamente usando OIDC.</w:t>
-            </w:r>
-          </w:p>
-        </w:tc>
-      </w:tr>
-      <w:tr>
-        <w:tc>
-          <w:tcPr>
-            <w:tcW w:type="dxa" w:w="3360"/>
-            <w:tcMar>
-              <w:top w:w="100" w:type="dxa"/>
-              <w:start w:w="110" w:type="dxa"/>
-              <w:bottom w:w="100" w:type="dxa"/>
-              <w:end w:w="110" w:type="dxa"/>
-            </w:tcMar>
-            <w:vAlign w:val="center"/>
-          </w:tcPr>
-          <w:p>
-            <w:r>
-              <w:rPr>
-                <w:sz w:val="18"/>
-              </w:rPr>
-              <w:t>Usuario desenvolvedor</w:t>
-            </w:r>
-          </w:p>
-        </w:tc>
-        <w:tc>
-          <w:tcPr>
-            <w:tcW w:type="dxa" w:w="3360"/>
-            <w:tcMar>
-              <w:top w:w="100" w:type="dxa"/>
-              <w:start w:w="110" w:type="dxa"/>
-              <w:bottom w:w="100" w:type="dxa"/>
-              <w:end w:w="110" w:type="dxa"/>
-            </w:tcMar>
-            <w:vAlign w:val="center"/>
-          </w:tcPr>
-          <w:p>
-            <w:r>
-              <w:rPr>
-                <w:sz w:val="18"/>
-              </w:rPr>
-              <w:t>Cloud Run Invoker quando precisar testar</w:t>
-            </w:r>
-          </w:p>
-        </w:tc>
-        <w:tc>
-          <w:tcPr>
-            <w:tcW w:type="dxa" w:w="3360"/>
-            <w:tcMar>
-              <w:top w:w="100" w:type="dxa"/>
-              <w:start w:w="110" w:type="dxa"/>
-              <w:bottom w:w="100" w:type="dxa"/>
-              <w:end w:w="110" w:type="dxa"/>
-            </w:tcMar>
-            <w:vAlign w:val="center"/>
-          </w:tcPr>
-          <w:p>
-            <w:r>
-              <w:rPr>
-                <w:sz w:val="18"/>
-              </w:rPr>
-              <w:t>Permite executar curl autenticado pelo Cloud Shell.</w:t>
-            </w:r>
-          </w:p>
-        </w:tc>
-      </w:tr>
-    </w:tbl>
-    <w:p>
-      <w:pPr>
-        <w:spacing w:after="80"/>
-      </w:pPr>
-    </w:p>
-    <w:p>
-      <w:r>
-        <w:t>O erro developerconnect.gitRepositoryLinks.get foi resolvido ao restaurar o papel Cloud Build Service Agent ao agente gerenciado do projeto. Esse papel deve ser dado somente ao service agent do Cloud Build, nao a contas pessoais.</w:t>
-      </w:r>
-    </w:p>
-    <w:p>
-      <w:pPr>
-        <w:pStyle w:val="Heading1"/>
-        <w:spacing w:before="280" w:after="120"/>
-      </w:pPr>
-      <w:r>
-        <w:t>8 Deploy continuo pelo GitHub</w:t>
-      </w:r>
-    </w:p>
-    <w:p>
-      <w:r>
-        <w:t>O ciclo de entrega fica assim:</w:t>
-      </w:r>
-    </w:p>
-    <w:p>
-      <w:pPr>
-        <w:spacing w:before="60" w:after="160"/>
-        <w:shd w:fill="F3F5F7"/>
-      </w:pPr>
-      <w:r>
-        <w:rPr>
-          <w:rFonts w:ascii="Consolas" w:hAnsi="Consolas"/>
-          <w:sz w:val="17"/>
-        </w:rPr>
-        <w:t>codigo local -&gt; git add -&gt; git commit -&gt; git push main -&gt; Cloud Build -&gt; Artifact Registry -&gt; nova revisao do Cloud Run</w:t>
+        <w:t>Registrar linhas inseridas e atualizadas pela execução do MERGE.</w:t>
       </w:r>
     </w:p>
     <w:p>
@@ -1933,7 +2351,409 @@
         <w:spacing w:after="60"/>
       </w:pPr>
       <w:r>
-        <w:t>O Dockerfile e usado pelo Cloud Build para criar a imagem.</w:t>
+        <w:t>Monitorar falhas e tempo de execução pelo Cloud Logging.</w:t>
+      </w:r>
+    </w:p>
+    <w:p>
+      <w:pPr>
+        <w:spacing w:after="120" w:line="269" w:lineRule="auto"/>
+      </w:pPr>
+      <w:r>
+        <w:t>A primeira regra de qualidade é evitar que uma carga parcial seja tratada como fotografia completa. Só implemente desativação de registros ausentes depois de validar que cada execução da API retorna a base completa.</w:t>
+      </w:r>
+    </w:p>
+    <w:p>
+      <w:pPr>
+        <w:pStyle w:val="Heading1"/>
+        <w:spacing w:before="240" w:after="100"/>
+      </w:pPr>
+      <w:r>
+        <w:rPr>
+          <w:color w:val="000000"/>
+        </w:rPr>
+        <w:t>11 Próximas evoluções recomendadas</w:t>
+      </w:r>
+    </w:p>
+    <w:tbl>
+      <w:tblPr>
+        <w:tblStyle w:val="TableGrid"/>
+        <w:tblW w:type="auto" w:w="0"/>
+        <w:tblLayout w:type="fixed"/>
+        <w:tblLook w:firstColumn="1" w:firstRow="1" w:lastColumn="0" w:lastRow="0" w:noHBand="0" w:noVBand="1" w:val="04A0"/>
+        <w:tblBorders>
+          <w:top w:val="single" w:sz="4" w:color="D9D9D9"/>
+          <w:left w:val="single" w:sz="4" w:color="D9D9D9"/>
+          <w:bottom w:val="single" w:sz="4" w:color="D9D9D9"/>
+          <w:right w:val="single" w:sz="4" w:color="D9D9D9"/>
+          <w:insideH w:val="single" w:sz="4" w:color="D9D9D9"/>
+          <w:insideV w:val="single" w:sz="4" w:color="D9D9D9"/>
+        </w:tblBorders>
+      </w:tblPr>
+      <w:tblGrid>
+        <w:gridCol w:w="3389"/>
+        <w:gridCol w:w="3389"/>
+        <w:gridCol w:w="3389"/>
+      </w:tblGrid>
+      <w:tr>
+        <w:tc>
+          <w:tcPr>
+            <w:tcW w:type="dxa" w:w="2520"/>
+            <w:shd w:fill="17365D"/>
+          </w:tcPr>
+          <w:p>
+            <w:pPr>
+              <w:spacing w:after="40"/>
+            </w:pPr>
+            <w:r/>
+            <w:r>
+              <w:rPr>
+                <w:b/>
+                <w:color w:val="FFFFFF"/>
+                <w:sz w:val="18"/>
+              </w:rPr>
+              <w:t>Evolução</w:t>
+            </w:r>
+          </w:p>
+        </w:tc>
+        <w:tc>
+          <w:tcPr>
+            <w:tcW w:type="dxa" w:w="3096"/>
+            <w:shd w:fill="17365D"/>
+          </w:tcPr>
+          <w:p>
+            <w:pPr>
+              <w:spacing w:after="40"/>
+            </w:pPr>
+            <w:r/>
+            <w:r>
+              <w:rPr>
+                <w:b/>
+                <w:color w:val="FFFFFF"/>
+                <w:sz w:val="18"/>
+              </w:rPr>
+              <w:t>Quando adotar</w:t>
+            </w:r>
+          </w:p>
+        </w:tc>
+        <w:tc>
+          <w:tcPr>
+            <w:tcW w:type="dxa" w:w="3816"/>
+            <w:shd w:fill="17365D"/>
+          </w:tcPr>
+          <w:p>
+            <w:pPr>
+              <w:spacing w:after="40"/>
+            </w:pPr>
+            <w:r/>
+            <w:r>
+              <w:rPr>
+                <w:b/>
+                <w:color w:val="FFFFFF"/>
+                <w:sz w:val="18"/>
+              </w:rPr>
+              <w:t>Benefício</w:t>
+            </w:r>
+          </w:p>
+        </w:tc>
+      </w:tr>
+      <w:tr>
+        <w:tc>
+          <w:tcPr>
+            <w:tcW w:type="dxa" w:w="2520"/>
+          </w:tcPr>
+          <w:p>
+            <w:pPr>
+              <w:spacing w:after="40"/>
+            </w:pPr>
+            <w:r/>
+            <w:r>
+              <w:rPr>
+                <w:b w:val="0"/>
+                <w:sz w:val="18"/>
+              </w:rPr>
+              <w:t>Particionamento no bucket</w:t>
+            </w:r>
+          </w:p>
+        </w:tc>
+        <w:tc>
+          <w:tcPr>
+            <w:tcW w:type="dxa" w:w="3096"/>
+          </w:tcPr>
+          <w:p>
+            <w:pPr>
+              <w:spacing w:after="40"/>
+            </w:pPr>
+            <w:r/>
+            <w:r>
+              <w:rPr>
+                <w:b w:val="0"/>
+                <w:sz w:val="18"/>
+              </w:rPr>
+              <w:t>Quando houver muitos arquivos</w:t>
+            </w:r>
+          </w:p>
+        </w:tc>
+        <w:tc>
+          <w:tcPr>
+            <w:tcW w:type="dxa" w:w="3816"/>
+          </w:tcPr>
+          <w:p>
+            <w:pPr>
+              <w:spacing w:after="40"/>
+            </w:pPr>
+            <w:r/>
+            <w:r>
+              <w:rPr>
+                <w:b w:val="0"/>
+                <w:sz w:val="18"/>
+              </w:rPr>
+              <w:t>Reduz leituras e melhora organização.</w:t>
+            </w:r>
+          </w:p>
+        </w:tc>
+      </w:tr>
+      <w:tr>
+        <w:tc>
+          <w:tcPr>
+            <w:tcW w:type="dxa" w:w="2520"/>
+            <w:shd w:fill="F4F7FA"/>
+          </w:tcPr>
+          <w:p>
+            <w:pPr>
+              <w:spacing w:after="40"/>
+            </w:pPr>
+            <w:r/>
+            <w:r>
+              <w:rPr>
+                <w:b w:val="0"/>
+                <w:sz w:val="18"/>
+              </w:rPr>
+              <w:t>Tabela Silver particionada</w:t>
+            </w:r>
+          </w:p>
+        </w:tc>
+        <w:tc>
+          <w:tcPr>
+            <w:tcW w:type="dxa" w:w="3096"/>
+            <w:shd w:fill="F4F7FA"/>
+          </w:tcPr>
+          <w:p>
+            <w:pPr>
+              <w:spacing w:after="40"/>
+            </w:pPr>
+            <w:r/>
+            <w:r>
+              <w:rPr>
+                <w:b w:val="0"/>
+                <w:sz w:val="18"/>
+              </w:rPr>
+              <w:t>Quando o volume crescer</w:t>
+            </w:r>
+          </w:p>
+        </w:tc>
+        <w:tc>
+          <w:tcPr>
+            <w:tcW w:type="dxa" w:w="3816"/>
+            <w:shd w:fill="F4F7FA"/>
+          </w:tcPr>
+          <w:p>
+            <w:pPr>
+              <w:spacing w:after="40"/>
+            </w:pPr>
+            <w:r/>
+            <w:r>
+              <w:rPr>
+                <w:b w:val="0"/>
+                <w:sz w:val="18"/>
+              </w:rPr>
+              <w:t>Reduz custo de consultas analíticas.</w:t>
+            </w:r>
+          </w:p>
+        </w:tc>
+      </w:tr>
+      <w:tr>
+        <w:tc>
+          <w:tcPr>
+            <w:tcW w:type="dxa" w:w="2520"/>
+          </w:tcPr>
+          <w:p>
+            <w:pPr>
+              <w:spacing w:after="40"/>
+            </w:pPr>
+            <w:r/>
+            <w:r>
+              <w:rPr>
+                <w:b w:val="0"/>
+                <w:sz w:val="18"/>
+              </w:rPr>
+              <w:t>dbt</w:t>
+            </w:r>
+          </w:p>
+        </w:tc>
+        <w:tc>
+          <w:tcPr>
+            <w:tcW w:type="dxa" w:w="3096"/>
+          </w:tcPr>
+          <w:p>
+            <w:pPr>
+              <w:spacing w:after="40"/>
+            </w:pPr>
+            <w:r/>
+            <w:r>
+              <w:rPr>
+                <w:b w:val="0"/>
+                <w:sz w:val="18"/>
+              </w:rPr>
+              <w:t>Ao criar Gold e regras SQL maiores</w:t>
+            </w:r>
+          </w:p>
+        </w:tc>
+        <w:tc>
+          <w:tcPr>
+            <w:tcW w:type="dxa" w:w="3816"/>
+          </w:tcPr>
+          <w:p>
+            <w:pPr>
+              <w:spacing w:after="40"/>
+            </w:pPr>
+            <w:r/>
+            <w:r>
+              <w:rPr>
+                <w:b w:val="0"/>
+                <w:sz w:val="18"/>
+              </w:rPr>
+              <w:t>Versiona modelos, testes e documentação.</w:t>
+            </w:r>
+          </w:p>
+        </w:tc>
+      </w:tr>
+      <w:tr>
+        <w:tc>
+          <w:tcPr>
+            <w:tcW w:type="dxa" w:w="2520"/>
+            <w:shd w:fill="F4F7FA"/>
+          </w:tcPr>
+          <w:p>
+            <w:pPr>
+              <w:spacing w:after="40"/>
+            </w:pPr>
+            <w:r/>
+            <w:r>
+              <w:rPr>
+                <w:b w:val="0"/>
+                <w:sz w:val="18"/>
+              </w:rPr>
+              <w:t>Exclusão lógica</w:t>
+            </w:r>
+          </w:p>
+        </w:tc>
+        <w:tc>
+          <w:tcPr>
+            <w:tcW w:type="dxa" w:w="3096"/>
+            <w:shd w:fill="F4F7FA"/>
+          </w:tcPr>
+          <w:p>
+            <w:pPr>
+              <w:spacing w:after="40"/>
+            </w:pPr>
+            <w:r/>
+            <w:r>
+              <w:rPr>
+                <w:b w:val="0"/>
+                <w:sz w:val="18"/>
+              </w:rPr>
+              <w:t>Após validar snapshot completo</w:t>
+            </w:r>
+          </w:p>
+        </w:tc>
+        <w:tc>
+          <w:tcPr>
+            <w:tcW w:type="dxa" w:w="3816"/>
+            <w:shd w:fill="F4F7FA"/>
+          </w:tcPr>
+          <w:p>
+            <w:pPr>
+              <w:spacing w:after="40"/>
+            </w:pPr>
+            <w:r/>
+            <w:r>
+              <w:rPr>
+                <w:b w:val="0"/>
+                <w:sz w:val="18"/>
+              </w:rPr>
+              <w:t>Marca registros removidos sem apagar histórico.</w:t>
+            </w:r>
+          </w:p>
+        </w:tc>
+      </w:tr>
+      <w:tr>
+        <w:tc>
+          <w:tcPr>
+            <w:tcW w:type="dxa" w:w="2520"/>
+          </w:tcPr>
+          <w:p>
+            <w:pPr>
+              <w:spacing w:after="40"/>
+            </w:pPr>
+            <w:r/>
+            <w:r>
+              <w:rPr>
+                <w:b w:val="0"/>
+                <w:sz w:val="18"/>
+              </w:rPr>
+              <w:t>Workflows ou Airflow</w:t>
+            </w:r>
+          </w:p>
+        </w:tc>
+        <w:tc>
+          <w:tcPr>
+            <w:tcW w:type="dxa" w:w="3096"/>
+          </w:tcPr>
+          <w:p>
+            <w:pPr>
+              <w:spacing w:after="40"/>
+            </w:pPr>
+            <w:r/>
+            <w:r>
+              <w:rPr>
+                <w:b w:val="0"/>
+                <w:sz w:val="18"/>
+              </w:rPr>
+              <w:t>Quando houver dependências complexas</w:t>
+            </w:r>
+          </w:p>
+        </w:tc>
+        <w:tc>
+          <w:tcPr>
+            <w:tcW w:type="dxa" w:w="3816"/>
+          </w:tcPr>
+          <w:p>
+            <w:pPr>
+              <w:spacing w:after="40"/>
+            </w:pPr>
+            <w:r/>
+            <w:r>
+              <w:rPr>
+                <w:b w:val="0"/>
+                <w:sz w:val="18"/>
+              </w:rPr>
+              <w:t>Orquestra etapas conforme sucesso real.</w:t>
+            </w:r>
+          </w:p>
+        </w:tc>
+      </w:tr>
+    </w:tbl>
+    <w:p/>
+    <w:p>
+      <w:pPr>
+        <w:pStyle w:val="Heading1"/>
+        <w:spacing w:before="240" w:after="100"/>
+      </w:pPr>
+      <w:r>
+        <w:rPr>
+          <w:color w:val="000000"/>
+        </w:rPr>
+        <w:t>12 Checklist operacional</w:t>
       </w:r>
     </w:p>
     <w:p>
@@ -1942,7 +2762,7 @@
         <w:spacing w:after="60"/>
       </w:pPr>
       <w:r>
-        <w:t>A imagem e armazenada no Artifact Registry.</w:t>
+        <w:t>[ ] A API responde e a aplicação possui o token configurado em segredo.</w:t>
       </w:r>
     </w:p>
     <w:p>
@@ -1951,7 +2771,7 @@
         <w:spacing w:after="60"/>
       </w:pPr>
       <w:r>
-        <w:t>Cloud Run publica uma nova revisao apenas se o container iniciar corretamente.</w:t>
+        <w:t>[ ] O Cloud Run tem permissão para gravar no bucket.</w:t>
       </w:r>
     </w:p>
     <w:p>
@@ -1960,811 +2780,7 @@
         <w:spacing w:after="60"/>
       </w:pPr>
       <w:r>
-        <w:t>Em caso de falha, verifique primeiro Cloud Build e depois os logs da revisao do Cloud Run.</w:t>
-      </w:r>
-    </w:p>
-    <w:p>
-      <w:r>
-        <w:t>Antes de fazer deploy, rode localmente ao menos a verificacao de sintaxe e mantenha pyproject.toml e uv.lock sincronizados. Depois do push, acompanhe o build ate a revisao ficar pronta.</w:t>
-      </w:r>
-    </w:p>
-    <w:p>
-      <w:pPr>
-        <w:pStyle w:val="Heading1"/>
-        <w:spacing w:before="280" w:after="120"/>
-      </w:pPr>
-      <w:r>
-        <w:t>9 Teste manual e agendamento</w:t>
-      </w:r>
-    </w:p>
-    <w:p>
-      <w:pPr>
-        <w:pStyle w:val="Heading2"/>
-        <w:spacing w:before="160" w:after="120"/>
-      </w:pPr>
-      <w:r>
-        <w:t>9 1 Teste no Cloud Shell</w:t>
-      </w:r>
-    </w:p>
-    <w:p>
-      <w:r>
-        <w:t>Depois de a revisao estar pronta, teste a URL privada com um token de identidade. Substitua o nome e a regiao caso mudem.</w:t>
-      </w:r>
-    </w:p>
-    <w:p>
-      <w:pPr>
-        <w:spacing w:before="60" w:after="160"/>
-        <w:shd w:fill="F3F5F7"/>
-      </w:pPr>
-      <w:r>
-        <w:rPr>
-          <w:rFonts w:ascii="Consolas" w:hAnsi="Consolas"/>
-          <w:sz w:val="17"/>
-        </w:rPr>
-        <w:t>SERVICE_URL=$(gcloud run services describe chicagoportal --region us-central1 --format='value(status.url)')</w:t>
-        <w:br/>
-        <w:br/>
-        <w:t>curl -i -X POST -H "Authorization: Bearer $(gcloud auth print-identity-token)" "$SERVICE_URL"</w:t>
-      </w:r>
-    </w:p>
-    <w:p>
-      <w:r>
-        <w:t>Resposta 200 indica que a ingestao terminou. Resposta 500 indica erro interno; a mensagem detalhada fica no Cloud Logging. Resposta 403 indica que a identidade usada nao possui Cloud Run Invoker.</w:t>
-      </w:r>
-    </w:p>
-    <w:p>
-      <w:pPr>
-        <w:pStyle w:val="Heading2"/>
-        <w:spacing w:before="160" w:after="120"/>
-      </w:pPr>
-      <w:r>
-        <w:t>9 2 Cloud Scheduler</w:t>
-      </w:r>
-    </w:p>
-    <w:p>
-      <w:r>
-        <w:t>Crie um job HTTP no Cloud Scheduler. Use POST, a URL raiz do servico, autenticacao OIDC e uma Service Account dedicada. Para rodar todos os dias as 08:00 no fuso America Sao Paulo, use a expressao cron abaixo e selecione o fuso no job.</w:t>
-      </w:r>
-    </w:p>
-    <w:p>
-      <w:pPr>
-        <w:spacing w:before="60" w:after="160"/>
-        <w:shd w:fill="F3F5F7"/>
-      </w:pPr>
-      <w:r>
-        <w:rPr>
-          <w:rFonts w:ascii="Consolas" w:hAnsi="Consolas"/>
-          <w:sz w:val="17"/>
-        </w:rPr>
-        <w:t>0 8 * * *</w:t>
-      </w:r>
-    </w:p>
-    <w:p>
-      <w:r>
-        <w:t>O Scheduler deve usar uma Service Account que tenha roles run invoker no servico. Mantenha o servico com autenticacao obrigatoria; nao e necessario torna-lo publico para o Scheduler funcionar.</w:t>
-      </w:r>
-    </w:p>
-    <w:p>
-      <w:pPr>
-        <w:pStyle w:val="Heading1"/>
-        <w:spacing w:before="280" w:after="120"/>
-      </w:pPr>
-      <w:r>
-        <w:t>10 Observabilidade e operacao</w:t>
-      </w:r>
-    </w:p>
-    <w:tbl>
-      <w:tblPr>
-        <w:tblStyle w:val="TableGrid"/>
-        <w:tblW w:type="auto" w:w="0"/>
-        <w:jc w:val="center"/>
-        <w:tblLook w:firstColumn="1" w:firstRow="1" w:lastColumn="0" w:lastRow="0" w:noHBand="0" w:noVBand="1" w:val="04A0"/>
-      </w:tblPr>
-      <w:tblGrid>
-        <w:gridCol w:w="3360"/>
-        <w:gridCol w:w="3360"/>
-        <w:gridCol w:w="3360"/>
-      </w:tblGrid>
-      <w:tr>
-        <w:tc>
-          <w:tcPr>
-            <w:tcW w:type="dxa" w:w="3360"/>
-            <w:shd w:fill="183B56"/>
-            <w:tcMar>
-              <w:top w:w="100" w:type="dxa"/>
-              <w:start w:w="110" w:type="dxa"/>
-              <w:bottom w:w="100" w:type="dxa"/>
-              <w:end w:w="110" w:type="dxa"/>
-            </w:tcMar>
-            <w:vAlign w:val="center"/>
-          </w:tcPr>
-          <w:p>
-            <w:r>
-              <w:rPr>
-                <w:b/>
-                <w:color w:val="FFFFFF"/>
-                <w:sz w:val="18"/>
-              </w:rPr>
-              <w:t>Sinal</w:t>
-            </w:r>
-          </w:p>
-        </w:tc>
-        <w:tc>
-          <w:tcPr>
-            <w:tcW w:type="dxa" w:w="3360"/>
-            <w:shd w:fill="183B56"/>
-            <w:tcMar>
-              <w:top w:w="100" w:type="dxa"/>
-              <w:start w:w="110" w:type="dxa"/>
-              <w:bottom w:w="100" w:type="dxa"/>
-              <w:end w:w="110" w:type="dxa"/>
-            </w:tcMar>
-            <w:vAlign w:val="center"/>
-          </w:tcPr>
-          <w:p>
-            <w:r>
-              <w:rPr>
-                <w:b/>
-                <w:color w:val="FFFFFF"/>
-                <w:sz w:val="18"/>
-              </w:rPr>
-              <w:t>O que observar</w:t>
-            </w:r>
-          </w:p>
-        </w:tc>
-        <w:tc>
-          <w:tcPr>
-            <w:tcW w:type="dxa" w:w="3360"/>
-            <w:shd w:fill="183B56"/>
-            <w:tcMar>
-              <w:top w:w="100" w:type="dxa"/>
-              <w:start w:w="110" w:type="dxa"/>
-              <w:bottom w:w="100" w:type="dxa"/>
-              <w:end w:w="110" w:type="dxa"/>
-            </w:tcMar>
-            <w:vAlign w:val="center"/>
-          </w:tcPr>
-          <w:p>
-            <w:r>
-              <w:rPr>
-                <w:b/>
-                <w:color w:val="FFFFFF"/>
-                <w:sz w:val="18"/>
-              </w:rPr>
-              <w:t>Acao</w:t>
-            </w:r>
-          </w:p>
-        </w:tc>
-      </w:tr>
-      <w:tr>
-        <w:tc>
-          <w:tcPr>
-            <w:tcW w:type="dxa" w:w="3360"/>
-            <w:tcMar>
-              <w:top w:w="100" w:type="dxa"/>
-              <w:start w:w="110" w:type="dxa"/>
-              <w:bottom w:w="100" w:type="dxa"/>
-              <w:end w:w="110" w:type="dxa"/>
-            </w:tcMar>
-            <w:vAlign w:val="center"/>
-          </w:tcPr>
-          <w:p>
-            <w:r>
-              <w:rPr>
-                <w:sz w:val="18"/>
-              </w:rPr>
-              <w:t>Cloud Build</w:t>
-            </w:r>
-          </w:p>
-        </w:tc>
-        <w:tc>
-          <w:tcPr>
-            <w:tcW w:type="dxa" w:w="3360"/>
-            <w:tcMar>
-              <w:top w:w="100" w:type="dxa"/>
-              <w:start w:w="110" w:type="dxa"/>
-              <w:bottom w:w="100" w:type="dxa"/>
-              <w:end w:w="110" w:type="dxa"/>
-            </w:tcMar>
-            <w:vAlign w:val="center"/>
-          </w:tcPr>
-          <w:p>
-            <w:r>
-              <w:rPr>
-                <w:sz w:val="18"/>
-              </w:rPr>
-              <w:t>Falha no fetch, build da imagem ou deploy.</w:t>
-            </w:r>
-          </w:p>
-        </w:tc>
-        <w:tc>
-          <w:tcPr>
-            <w:tcW w:type="dxa" w:w="3360"/>
-            <w:tcMar>
-              <w:top w:w="100" w:type="dxa"/>
-              <w:start w:w="110" w:type="dxa"/>
-              <w:bottom w:w="100" w:type="dxa"/>
-              <w:end w:w="110" w:type="dxa"/>
-            </w:tcMar>
-            <w:vAlign w:val="center"/>
-          </w:tcPr>
-          <w:p>
-            <w:r>
-              <w:rPr>
-                <w:sz w:val="18"/>
-              </w:rPr>
-              <w:t>Corrigir IAM, Dockerfile ou dependencia antes de tentar novamente.</w:t>
-            </w:r>
-          </w:p>
-        </w:tc>
-      </w:tr>
-      <w:tr>
-        <w:tc>
-          <w:tcPr>
-            <w:tcW w:type="dxa" w:w="3360"/>
-            <w:tcMar>
-              <w:top w:w="100" w:type="dxa"/>
-              <w:start w:w="110" w:type="dxa"/>
-              <w:bottom w:w="100" w:type="dxa"/>
-              <w:end w:w="110" w:type="dxa"/>
-            </w:tcMar>
-            <w:vAlign w:val="center"/>
-            <w:shd w:fill="EDF3F8"/>
-          </w:tcPr>
-          <w:p>
-            <w:r>
-              <w:rPr>
-                <w:sz w:val="18"/>
-              </w:rPr>
-              <w:t>Cloud Run logs</w:t>
-            </w:r>
-          </w:p>
-        </w:tc>
-        <w:tc>
-          <w:tcPr>
-            <w:tcW w:type="dxa" w:w="3360"/>
-            <w:tcMar>
-              <w:top w:w="100" w:type="dxa"/>
-              <w:start w:w="110" w:type="dxa"/>
-              <w:bottom w:w="100" w:type="dxa"/>
-              <w:end w:w="110" w:type="dxa"/>
-            </w:tcMar>
-            <w:vAlign w:val="center"/>
-            <w:shd w:fill="EDF3F8"/>
-          </w:tcPr>
-          <w:p>
-            <w:r>
-              <w:rPr>
-                <w:sz w:val="18"/>
-              </w:rPr>
-              <w:t>Pagina processada, total de linhas, URI do arquivo e excecoes.</w:t>
-            </w:r>
-          </w:p>
-        </w:tc>
-        <w:tc>
-          <w:tcPr>
-            <w:tcW w:type="dxa" w:w="3360"/>
-            <w:tcMar>
-              <w:top w:w="100" w:type="dxa"/>
-              <w:start w:w="110" w:type="dxa"/>
-              <w:bottom w:w="100" w:type="dxa"/>
-              <w:end w:w="110" w:type="dxa"/>
-            </w:tcMar>
-            <w:vAlign w:val="center"/>
-            <w:shd w:fill="EDF3F8"/>
-          </w:tcPr>
-          <w:p>
-            <w:r>
-              <w:rPr>
-                <w:sz w:val="18"/>
-              </w:rPr>
-              <w:t>Usar os logs para diagnosticar API, segredo, bucket ou memoria.</w:t>
-            </w:r>
-          </w:p>
-        </w:tc>
-      </w:tr>
-      <w:tr>
-        <w:tc>
-          <w:tcPr>
-            <w:tcW w:type="dxa" w:w="3360"/>
-            <w:tcMar>
-              <w:top w:w="100" w:type="dxa"/>
-              <w:start w:w="110" w:type="dxa"/>
-              <w:bottom w:w="100" w:type="dxa"/>
-              <w:end w:w="110" w:type="dxa"/>
-            </w:tcMar>
-            <w:vAlign w:val="center"/>
-          </w:tcPr>
-          <w:p>
-            <w:r>
-              <w:rPr>
-                <w:sz w:val="18"/>
-              </w:rPr>
-              <w:t>Cloud Scheduler</w:t>
-            </w:r>
-          </w:p>
-        </w:tc>
-        <w:tc>
-          <w:tcPr>
-            <w:tcW w:type="dxa" w:w="3360"/>
-            <w:tcMar>
-              <w:top w:w="100" w:type="dxa"/>
-              <w:start w:w="110" w:type="dxa"/>
-              <w:bottom w:w="100" w:type="dxa"/>
-              <w:end w:w="110" w:type="dxa"/>
-            </w:tcMar>
-            <w:vAlign w:val="center"/>
-          </w:tcPr>
-          <w:p>
-            <w:r>
-              <w:rPr>
-                <w:sz w:val="18"/>
-              </w:rPr>
-              <w:t>Status da chamada e tentativas.</w:t>
-            </w:r>
-          </w:p>
-        </w:tc>
-        <w:tc>
-          <w:tcPr>
-            <w:tcW w:type="dxa" w:w="3360"/>
-            <w:tcMar>
-              <w:top w:w="100" w:type="dxa"/>
-              <w:start w:w="110" w:type="dxa"/>
-              <w:bottom w:w="100" w:type="dxa"/>
-              <w:end w:w="110" w:type="dxa"/>
-            </w:tcMar>
-            <w:vAlign w:val="center"/>
-          </w:tcPr>
-          <w:p>
-            <w:r>
-              <w:rPr>
-                <w:sz w:val="18"/>
-              </w:rPr>
-              <w:t>Verificar OIDC, URL e permissao Invoker quando houver 401 ou 403.</w:t>
-            </w:r>
-          </w:p>
-        </w:tc>
-      </w:tr>
-      <w:tr>
-        <w:tc>
-          <w:tcPr>
-            <w:tcW w:type="dxa" w:w="3360"/>
-            <w:tcMar>
-              <w:top w:w="100" w:type="dxa"/>
-              <w:start w:w="110" w:type="dxa"/>
-              <w:bottom w:w="100" w:type="dxa"/>
-              <w:end w:w="110" w:type="dxa"/>
-            </w:tcMar>
-            <w:vAlign w:val="center"/>
-            <w:shd w:fill="EDF3F8"/>
-          </w:tcPr>
-          <w:p>
-            <w:r>
-              <w:rPr>
-                <w:sz w:val="18"/>
-              </w:rPr>
-              <w:t>Cloud Storage</w:t>
-            </w:r>
-          </w:p>
-        </w:tc>
-        <w:tc>
-          <w:tcPr>
-            <w:tcW w:type="dxa" w:w="3360"/>
-            <w:tcMar>
-              <w:top w:w="100" w:type="dxa"/>
-              <w:start w:w="110" w:type="dxa"/>
-              <w:bottom w:w="100" w:type="dxa"/>
-              <w:end w:w="110" w:type="dxa"/>
-            </w:tcMar>
-            <w:vAlign w:val="center"/>
-            <w:shd w:fill="EDF3F8"/>
-          </w:tcPr>
-          <w:p>
-            <w:r>
-              <w:rPr>
-                <w:sz w:val="18"/>
-              </w:rPr>
-              <w:t>Arquivo criado no prefixo raw payments.</w:t>
-            </w:r>
-          </w:p>
-        </w:tc>
-        <w:tc>
-          <w:tcPr>
-            <w:tcW w:type="dxa" w:w="3360"/>
-            <w:tcMar>
-              <w:top w:w="100" w:type="dxa"/>
-              <w:start w:w="110" w:type="dxa"/>
-              <w:bottom w:w="100" w:type="dxa"/>
-              <w:end w:w="110" w:type="dxa"/>
-            </w:tcMar>
-            <w:vAlign w:val="center"/>
-            <w:shd w:fill="EDF3F8"/>
-          </w:tcPr>
-          <w:p>
-            <w:r>
-              <w:rPr>
-                <w:sz w:val="18"/>
-              </w:rPr>
-              <w:t>Validar tamanho, data de extracao e leitura do Parquet.</w:t>
-            </w:r>
-          </w:p>
-        </w:tc>
-      </w:tr>
-    </w:tbl>
-    <w:p>
-      <w:pPr>
-        <w:spacing w:after="80"/>
-      </w:pPr>
-    </w:p>
-    <w:p>
-      <w:r>
-        <w:t>Um proximo aprimoramento e registrar identificador de execucao, inicio, fim, linhas extraidas, linhas carregadas e status em uma tabela de controle. Isso permite saber exatamente o que foi executado e cria a base para reprocessamento seguro.</w:t>
-      </w:r>
-    </w:p>
-    <w:p>
-      <w:pPr>
-        <w:pStyle w:val="Heading1"/>
-        <w:spacing w:before="280" w:after="120"/>
-      </w:pPr>
-      <w:r>
-        <w:t>11 Evolucao para arquitetura medalhao</w:t>
-      </w:r>
-    </w:p>
-    <w:tbl>
-      <w:tblPr>
-        <w:tblStyle w:val="TableGrid"/>
-        <w:tblW w:type="auto" w:w="0"/>
-        <w:jc w:val="center"/>
-        <w:tblLook w:firstColumn="1" w:firstRow="1" w:lastColumn="0" w:lastRow="0" w:noHBand="0" w:noVBand="1" w:val="04A0"/>
-      </w:tblPr>
-      <w:tblGrid>
-        <w:gridCol w:w="3360"/>
-        <w:gridCol w:w="3360"/>
-        <w:gridCol w:w="3360"/>
-      </w:tblGrid>
-      <w:tr>
-        <w:tc>
-          <w:tcPr>
-            <w:tcW w:type="dxa" w:w="3360"/>
-            <w:shd w:fill="183B56"/>
-            <w:tcMar>
-              <w:top w:w="100" w:type="dxa"/>
-              <w:start w:w="110" w:type="dxa"/>
-              <w:bottom w:w="100" w:type="dxa"/>
-              <w:end w:w="110" w:type="dxa"/>
-            </w:tcMar>
-            <w:vAlign w:val="center"/>
-          </w:tcPr>
-          <w:p>
-            <w:r>
-              <w:rPr>
-                <w:b/>
-                <w:color w:val="FFFFFF"/>
-                <w:sz w:val="18"/>
-              </w:rPr>
-              <w:t>Camada</w:t>
-            </w:r>
-          </w:p>
-        </w:tc>
-        <w:tc>
-          <w:tcPr>
-            <w:tcW w:type="dxa" w:w="3360"/>
-            <w:shd w:fill="183B56"/>
-            <w:tcMar>
-              <w:top w:w="100" w:type="dxa"/>
-              <w:start w:w="110" w:type="dxa"/>
-              <w:bottom w:w="100" w:type="dxa"/>
-              <w:end w:w="110" w:type="dxa"/>
-            </w:tcMar>
-            <w:vAlign w:val="center"/>
-          </w:tcPr>
-          <w:p>
-            <w:r>
-              <w:rPr>
-                <w:b/>
-                <w:color w:val="FFFFFF"/>
-                <w:sz w:val="18"/>
-              </w:rPr>
-              <w:t>Destino sugerido</w:t>
-            </w:r>
-          </w:p>
-        </w:tc>
-        <w:tc>
-          <w:tcPr>
-            <w:tcW w:type="dxa" w:w="3360"/>
-            <w:shd w:fill="183B56"/>
-            <w:tcMar>
-              <w:top w:w="100" w:type="dxa"/>
-              <w:start w:w="110" w:type="dxa"/>
-              <w:bottom w:w="100" w:type="dxa"/>
-              <w:end w:w="110" w:type="dxa"/>
-            </w:tcMar>
-            <w:vAlign w:val="center"/>
-          </w:tcPr>
-          <w:p>
-            <w:r>
-              <w:rPr>
-                <w:b/>
-                <w:color w:val="FFFFFF"/>
-                <w:sz w:val="18"/>
-              </w:rPr>
-              <w:t>Transformacao</w:t>
-            </w:r>
-          </w:p>
-        </w:tc>
-      </w:tr>
-      <w:tr>
-        <w:tc>
-          <w:tcPr>
-            <w:tcW w:type="dxa" w:w="3360"/>
-            <w:tcMar>
-              <w:top w:w="100" w:type="dxa"/>
-              <w:start w:w="110" w:type="dxa"/>
-              <w:bottom w:w="100" w:type="dxa"/>
-              <w:end w:w="110" w:type="dxa"/>
-            </w:tcMar>
-            <w:vAlign w:val="center"/>
-          </w:tcPr>
-          <w:p>
-            <w:r>
-              <w:rPr>
-                <w:sz w:val="18"/>
-              </w:rPr>
-              <w:t>Bronze ou Raw</w:t>
-            </w:r>
-          </w:p>
-        </w:tc>
-        <w:tc>
-          <w:tcPr>
-            <w:tcW w:type="dxa" w:w="3360"/>
-            <w:tcMar>
-              <w:top w:w="100" w:type="dxa"/>
-              <w:start w:w="110" w:type="dxa"/>
-              <w:bottom w:w="100" w:type="dxa"/>
-              <w:end w:w="110" w:type="dxa"/>
-            </w:tcMar>
-            <w:vAlign w:val="center"/>
-          </w:tcPr>
-          <w:p>
-            <w:r>
-              <w:rPr>
-                <w:sz w:val="18"/>
-              </w:rPr>
-              <w:t>Cloud Storage e tabela externa ou Bronze no BigQuery.</w:t>
-            </w:r>
-          </w:p>
-        </w:tc>
-        <w:tc>
-          <w:tcPr>
-            <w:tcW w:type="dxa" w:w="3360"/>
-            <w:tcMar>
-              <w:top w:w="100" w:type="dxa"/>
-              <w:start w:w="110" w:type="dxa"/>
-              <w:bottom w:w="100" w:type="dxa"/>
-              <w:end w:w="110" w:type="dxa"/>
-            </w:tcMar>
-            <w:vAlign w:val="center"/>
-          </w:tcPr>
-          <w:p>
-            <w:r>
-              <w:rPr>
-                <w:sz w:val="18"/>
-              </w:rPr>
-              <w:t>Preservar a extracao com minima alteracao.</w:t>
-            </w:r>
-          </w:p>
-        </w:tc>
-      </w:tr>
-      <w:tr>
-        <w:tc>
-          <w:tcPr>
-            <w:tcW w:type="dxa" w:w="3360"/>
-            <w:tcMar>
-              <w:top w:w="100" w:type="dxa"/>
-              <w:start w:w="110" w:type="dxa"/>
-              <w:bottom w:w="100" w:type="dxa"/>
-              <w:end w:w="110" w:type="dxa"/>
-            </w:tcMar>
-            <w:vAlign w:val="center"/>
-            <w:shd w:fill="EDF3F8"/>
-          </w:tcPr>
-          <w:p>
-            <w:r>
-              <w:rPr>
-                <w:sz w:val="18"/>
-              </w:rPr>
-              <w:t>Silver</w:t>
-            </w:r>
-          </w:p>
-        </w:tc>
-        <w:tc>
-          <w:tcPr>
-            <w:tcW w:type="dxa" w:w="3360"/>
-            <w:tcMar>
-              <w:top w:w="100" w:type="dxa"/>
-              <w:start w:w="110" w:type="dxa"/>
-              <w:bottom w:w="100" w:type="dxa"/>
-              <w:end w:w="110" w:type="dxa"/>
-            </w:tcMar>
-            <w:vAlign w:val="center"/>
-            <w:shd w:fill="EDF3F8"/>
-          </w:tcPr>
-          <w:p>
-            <w:r>
-              <w:rPr>
-                <w:sz w:val="18"/>
-              </w:rPr>
-              <w:t>BigQuery.</w:t>
-            </w:r>
-          </w:p>
-        </w:tc>
-        <w:tc>
-          <w:tcPr>
-            <w:tcW w:type="dxa" w:w="3360"/>
-            <w:tcMar>
-              <w:top w:w="100" w:type="dxa"/>
-              <w:start w:w="110" w:type="dxa"/>
-              <w:bottom w:w="100" w:type="dxa"/>
-              <w:end w:w="110" w:type="dxa"/>
-            </w:tcMar>
-            <w:vAlign w:val="center"/>
-            <w:shd w:fill="EDF3F8"/>
-          </w:tcPr>
-          <w:p>
-            <w:r>
-              <w:rPr>
-                <w:sz w:val="18"/>
-              </w:rPr>
-              <w:t>Padronizar nomes, tipos, datas, nulos, duplicidades e regras de qualidade usando SQL e dbt.</w:t>
-            </w:r>
-          </w:p>
-        </w:tc>
-      </w:tr>
-      <w:tr>
-        <w:tc>
-          <w:tcPr>
-            <w:tcW w:type="dxa" w:w="3360"/>
-            <w:tcMar>
-              <w:top w:w="100" w:type="dxa"/>
-              <w:start w:w="110" w:type="dxa"/>
-              <w:bottom w:w="100" w:type="dxa"/>
-              <w:end w:w="110" w:type="dxa"/>
-            </w:tcMar>
-            <w:vAlign w:val="center"/>
-          </w:tcPr>
-          <w:p>
-            <w:r>
-              <w:rPr>
-                <w:sz w:val="18"/>
-              </w:rPr>
-              <w:t>Gold</w:t>
-            </w:r>
-          </w:p>
-        </w:tc>
-        <w:tc>
-          <w:tcPr>
-            <w:tcW w:type="dxa" w:w="3360"/>
-            <w:tcMar>
-              <w:top w:w="100" w:type="dxa"/>
-              <w:start w:w="110" w:type="dxa"/>
-              <w:bottom w:w="100" w:type="dxa"/>
-              <w:end w:w="110" w:type="dxa"/>
-            </w:tcMar>
-            <w:vAlign w:val="center"/>
-          </w:tcPr>
-          <w:p>
-            <w:r>
-              <w:rPr>
-                <w:sz w:val="18"/>
-              </w:rPr>
-              <w:t>BigQuery.</w:t>
-            </w:r>
-          </w:p>
-        </w:tc>
-        <w:tc>
-          <w:tcPr>
-            <w:tcW w:type="dxa" w:w="3360"/>
-            <w:tcMar>
-              <w:top w:w="100" w:type="dxa"/>
-              <w:start w:w="110" w:type="dxa"/>
-              <w:bottom w:w="100" w:type="dxa"/>
-              <w:end w:w="110" w:type="dxa"/>
-            </w:tcMar>
-            <w:vAlign w:val="center"/>
-          </w:tcPr>
-          <w:p>
-            <w:r>
-              <w:rPr>
-                <w:sz w:val="18"/>
-              </w:rPr>
-              <w:t>Criar fatos, dimensoes e metricas prontas para consumo.</w:t>
-            </w:r>
-          </w:p>
-        </w:tc>
-      </w:tr>
-      <w:tr>
-        <w:tc>
-          <w:tcPr>
-            <w:tcW w:type="dxa" w:w="3360"/>
-            <w:tcMar>
-              <w:top w:w="100" w:type="dxa"/>
-              <w:start w:w="110" w:type="dxa"/>
-              <w:bottom w:w="100" w:type="dxa"/>
-              <w:end w:w="110" w:type="dxa"/>
-            </w:tcMar>
-            <w:vAlign w:val="center"/>
-            <w:shd w:fill="EDF3F8"/>
-          </w:tcPr>
-          <w:p>
-            <w:r>
-              <w:rPr>
-                <w:sz w:val="18"/>
-              </w:rPr>
-              <w:t>Consumo</w:t>
-            </w:r>
-          </w:p>
-        </w:tc>
-        <w:tc>
-          <w:tcPr>
-            <w:tcW w:type="dxa" w:w="3360"/>
-            <w:tcMar>
-              <w:top w:w="100" w:type="dxa"/>
-              <w:start w:w="110" w:type="dxa"/>
-              <w:bottom w:w="100" w:type="dxa"/>
-              <w:end w:w="110" w:type="dxa"/>
-            </w:tcMar>
-            <w:vAlign w:val="center"/>
-            <w:shd w:fill="EDF3F8"/>
-          </w:tcPr>
-          <w:p>
-            <w:r>
-              <w:rPr>
-                <w:sz w:val="18"/>
-              </w:rPr>
-              <w:t>BI ou agente conversacional controlado.</w:t>
-            </w:r>
-          </w:p>
-        </w:tc>
-        <w:tc>
-          <w:tcPr>
-            <w:tcW w:type="dxa" w:w="3360"/>
-            <w:tcMar>
-              <w:top w:w="100" w:type="dxa"/>
-              <w:start w:w="110" w:type="dxa"/>
-              <w:bottom w:w="100" w:type="dxa"/>
-              <w:end w:w="110" w:type="dxa"/>
-            </w:tcMar>
-            <w:vAlign w:val="center"/>
-            <w:shd w:fill="EDF3F8"/>
-          </w:tcPr>
-          <w:p>
-            <w:r>
-              <w:rPr>
-                <w:sz w:val="18"/>
-              </w:rPr>
-              <w:t>Consultar tabelas Gold documentadas, nunca os arquivos brutos diretamente.</w:t>
-            </w:r>
-          </w:p>
-        </w:tc>
-      </w:tr>
-    </w:tbl>
-    <w:p>
-      <w:pPr>
-        <w:spacing w:after="80"/>
-      </w:pPr>
-    </w:p>
-    <w:p>
-      <w:r>
-        <w:t>Para esta base, a proxima etapa recomendada e carregar ou externalizar o Parquet no BigQuery e criar um projeto dbt. dbt materializa tabelas Silver e Gold por SQL, documenta modelos e executa testes de unicidade, nao nulo e relacionamento.</w:t>
-      </w:r>
-    </w:p>
-    <w:p>
-      <w:pPr>
-        <w:pStyle w:val="Heading1"/>
-        <w:spacing w:before="280" w:after="120"/>
-      </w:pPr>
-      <w:r>
-        <w:t>12 Checklist de operacao</w:t>
+        <w:t>[ ] O novo Parquet contém source_row_id.</w:t>
       </w:r>
     </w:p>
     <w:p>
@@ -2773,7 +2789,7 @@
         <w:spacing w:after="60"/>
       </w:pPr>
       <w:r>
-        <w:t>O repositorio possui Dockerfile, pyproject.toml e uv.lock versionados.</w:t>
+        <w:t>[ ] A tabela externa aponta para o padrão correto de arquivos.</w:t>
       </w:r>
     </w:p>
     <w:p>
@@ -2782,7 +2798,7 @@
         <w:spacing w:after="60"/>
       </w:pPr>
       <w:r>
-        <w:t>O container inicia functions-framework e escuta PORT.</w:t>
+        <w:t>[ ] A consulta agendada está em us-central1.</w:t>
       </w:r>
     </w:p>
     <w:p>
@@ -2791,7 +2807,7 @@
         <w:spacing w:after="60"/>
       </w:pPr>
       <w:r>
-        <w:t>GCS_BUCKET_NAME esta configurada no Cloud Run.</w:t>
+        <w:t>[ ] O MERGE está agendado depois da ingestão.</w:t>
       </w:r>
     </w:p>
     <w:p>
@@ -2800,7 +2816,7 @@
         <w:spacing w:after="60"/>
       </w:pPr>
       <w:r>
-        <w:t>SOCRATA_APP_TOKEN esta no Secret Manager e nao no GitHub.</w:t>
+        <w:t>[ ] A Silver não é recriada diariamente.</w:t>
       </w:r>
     </w:p>
     <w:p>
@@ -2809,72 +2825,13 @@
         <w:spacing w:after="60"/>
       </w:pPr>
       <w:r>
-        <w:t>A Service Account do runtime grava apenas no bucket necessario.</w:t>
-      </w:r>
-    </w:p>
-    <w:p>
-      <w:pPr>
-        <w:pStyle w:val="ListBullet"/>
-        <w:spacing w:after="60"/>
-      </w:pPr>
-      <w:r>
-        <w:t>Cloud Build Service Agent possui seu papel gerenciado restaurado.</w:t>
-      </w:r>
-    </w:p>
-    <w:p>
-      <w:pPr>
-        <w:pStyle w:val="ListBullet"/>
-        <w:spacing w:after="60"/>
-      </w:pPr>
-      <w:r>
-        <w:t>A URL privada responde a POST autenticado no Cloud Shell.</w:t>
-      </w:r>
-    </w:p>
-    <w:p>
-      <w:pPr>
-        <w:pStyle w:val="ListBullet"/>
-        <w:spacing w:after="60"/>
-      </w:pPr>
-      <w:r>
-        <w:t>O arquivo Parquet aparece em raw payments no bucket.</w:t>
-      </w:r>
-    </w:p>
-    <w:p>
-      <w:pPr>
-        <w:pStyle w:val="ListBullet"/>
-        <w:spacing w:after="60"/>
-      </w:pPr>
-      <w:r>
-        <w:t>O Scheduler usa OIDC e possui Cloud Run Invoker.</w:t>
-      </w:r>
-    </w:p>
-    <w:p>
-      <w:pPr>
-        <w:pStyle w:val="ListBullet"/>
-        <w:spacing w:after="60"/>
-      </w:pPr>
-      <w:r>
-        <w:t>Os logs registram pagina, total processado e falhas sem vazar segredos.</w:t>
-      </w:r>
-    </w:p>
-    <w:p>
-      <w:pPr>
-        <w:pStyle w:val="Heading1"/>
-        <w:spacing w:before="280" w:after="120"/>
-      </w:pPr>
-      <w:r>
-        <w:t>13 Proximos exercicios recomendados</w:t>
-      </w:r>
-    </w:p>
-    <w:p>
-      <w:r>
-        <w:t>1. Criar o job no Cloud Scheduler e validar uma execucao automatica. 2. Criar uma tabela de controle no BigQuery. 3. Montar dbt com uma tabela Silver limpa. 4. Criar dimensao calendario e uma fato de pagamentos na Gold. 5. Adicionar testes Python para extract e load e um workflow de CI no GitHub Actions.</w:t>
+        <w:t>[ ] Logs e validações são revisados após as primeiras execuções.</w:t>
       </w:r>
     </w:p>
     <w:sectPr>
       <w:footerReference w:type="default" r:id="rId9"/>
       <w:pgSz w:w="12240" w:h="15840"/>
-      <w:pgMar w:top="1008" w:right="1080" w:bottom="1008" w:left="1080" w:header="720" w:footer="720" w:gutter="0"/>
+      <w:pgMar w:top="936" w:right="1037" w:bottom="936" w:left="1037" w:header="720" w:footer="720" w:gutter="0"/>
       <w:cols w:space="720"/>
       <w:docGrid w:linePitch="360"/>
     </w:sectPr>
@@ -2891,10 +2848,9 @@
     </w:pPr>
     <w:r>
       <w:rPr>
-        <w:color w:val="5A5A5A"/>
         <w:sz w:val="16"/>
       </w:rPr>
-      <w:t>Chicago Portal - Guia de aprendizado de arquitetura Cloud Run</w:t>
+      <w:t>Chicago Payments Pipeline | Guia de estudo e operação</w:t>
     </w:r>
   </w:p>
 </w:ftr>
@@ -3616,8 +3572,8 @@
       <w:contextualSpacing/>
     </w:pPr>
     <w:rPr>
-      <w:rFonts w:asciiTheme="majorHAnsi" w:eastAsiaTheme="majorEastAsia" w:hAnsiTheme="majorHAnsi" w:cstheme="majorBidi" w:ascii="Aptos Display" w:hAnsi="Aptos Display"/>
-      <w:color w:val="000000"/>
+      <w:rFonts w:asciiTheme="majorHAnsi" w:eastAsiaTheme="majorEastAsia" w:hAnsiTheme="majorHAnsi" w:cstheme="majorBidi"/>
+      <w:color w:val="17365D" w:themeColor="text2" w:themeShade="BF"/>
       <w:spacing w:val="5"/>
       <w:kern w:val="28"/>
       <w:sz w:val="52"/>
